--- a/dev/Format.1.docx
+++ b/dev/Format.1.docx
@@ -51,6 +51,7 @@
         </w:rPr>
         <w:t xml:space="preserve">with </w:t>
       </w:r>
+      <w:proofErr w:type="spellStart"/>
       <w:proofErr w:type="gramStart"/>
       <w:r>
         <w:rPr>
@@ -58,7 +59,16 @@
           <w:sz w:val="36"/>
           <w:lang w:val="en-GB"/>
         </w:rPr>
-        <w:t>Fm(</w:t>
+        <w:t>fm</w:t>
+      </w:r>
+      <w:proofErr w:type="spellEnd"/>
+      <w:r>
+        <w:rPr>
+          <w:b/>
+          <w:sz w:val="36"/>
+          <w:lang w:val="en-GB"/>
+        </w:rPr>
+        <w:t>(</w:t>
       </w:r>
       <w:proofErr w:type="gramEnd"/>
       <w:r>
@@ -626,16 +636,7 @@
           <w:szCs w:val="20"/>
           <w:lang w:val="en-US"/>
         </w:rPr>
-        <w:t>)</w:t>
-      </w:r>
-      <w:r>
-        <w:rPr>
-          <w:rFonts w:ascii="Inconsolata" w:hAnsi="Inconsolata"/>
-          <w:sz w:val="20"/>
-          <w:szCs w:val="20"/>
-          <w:lang w:val="en-US"/>
-        </w:rPr>
-        <w:t xml:space="preserve">, </w:t>
+        <w:t xml:space="preserve">), </w:t>
       </w:r>
       <w:proofErr w:type="spellStart"/>
       <w:proofErr w:type="gramStart"/>
@@ -791,6 +792,7 @@
           <w:lang w:val="en-GB"/>
         </w:rPr>
       </w:pPr>
+      <w:proofErr w:type="spellStart"/>
       <w:proofErr w:type="gramStart"/>
       <w:r>
         <w:rPr>
@@ -799,7 +801,17 @@
           <w:szCs w:val="20"/>
           <w:lang w:val="en-GB"/>
         </w:rPr>
-        <w:t>Fm(</w:t>
+        <w:t>fm</w:t>
+      </w:r>
+      <w:proofErr w:type="spellEnd"/>
+      <w:r>
+        <w:rPr>
+          <w:rFonts w:ascii="Inconsolata" w:hAnsi="Inconsolata"/>
+          <w:sz w:val="20"/>
+          <w:szCs w:val="20"/>
+          <w:lang w:val="en-GB"/>
+        </w:rPr>
+        <w:t>(</w:t>
       </w:r>
       <w:proofErr w:type="gramEnd"/>
       <w:r>
@@ -2103,33 +2115,35 @@
         </w:rPr>
         <w:t xml:space="preserve">For all the examples in this document, </w:t>
       </w:r>
-      <w:proofErr w:type="spellStart"/>
       <w:proofErr w:type="gramStart"/>
       <w:r>
         <w:rPr>
           <w:rStyle w:val="R-Code-Text"/>
-        </w:rPr>
-        <w:t>library</w:t>
-      </w:r>
-      <w:proofErr w:type="spellEnd"/>
-      <w:r>
-        <w:rPr>
-          <w:rStyle w:val="R-Code-Text"/>
-        </w:rPr>
-        <w:t>(</w:t>
+          <w:lang w:val="en-US"/>
+        </w:rPr>
+        <w:t>library(</w:t>
       </w:r>
       <w:proofErr w:type="spellStart"/>
       <w:proofErr w:type="gramEnd"/>
       <w:r>
         <w:rPr>
           <w:rStyle w:val="R-Code-Text"/>
+          <w:lang w:val="en-US"/>
         </w:rPr>
         <w:t>DescTools</w:t>
       </w:r>
+      <w:r>
+        <w:rPr>
+          <w:rStyle w:val="R-Code-Text"/>
+          <w:lang w:val="en-US"/>
+        </w:rPr>
+        <w:t>X</w:t>
+      </w:r>
       <w:proofErr w:type="spellEnd"/>
       <w:r>
         <w:rPr>
           <w:rStyle w:val="R-Code-Text"/>
+          <w:lang w:val="en-US"/>
         </w:rPr>
         <w:t>)</w:t>
       </w:r>
@@ -2414,14 +2428,24 @@
         </w:rPr>
         <w:t xml:space="preserve"> decide, when we want to switch to exponential representation. This setting too can be set by an option: </w:t>
       </w:r>
+      <w:r>
+        <w:rPr>
+          <w:rFonts w:ascii="Inconsolata" w:hAnsi="Inconsolata"/>
+          <w:sz w:val="20"/>
+          <w:szCs w:val="20"/>
+          <w:lang w:val="en-US"/>
+        </w:rPr>
+        <w:t>options(</w:t>
+      </w:r>
       <w:proofErr w:type="spellStart"/>
       <w:r>
         <w:rPr>
           <w:rFonts w:ascii="Inconsolata" w:hAnsi="Inconsolata"/>
           <w:sz w:val="20"/>
           <w:szCs w:val="20"/>
-        </w:rPr>
-        <w:t>options</w:t>
+          <w:lang w:val="en-US"/>
+        </w:rPr>
+        <w:t>scipen</w:t>
       </w:r>
       <w:proofErr w:type="spellEnd"/>
       <w:r>
@@ -2429,24 +2453,7 @@
           <w:rFonts w:ascii="Inconsolata" w:hAnsi="Inconsolata"/>
           <w:sz w:val="20"/>
           <w:szCs w:val="20"/>
-        </w:rPr>
-        <w:t>(</w:t>
-      </w:r>
-      <w:proofErr w:type="spellStart"/>
-      <w:r>
-        <w:rPr>
-          <w:rFonts w:ascii="Inconsolata" w:hAnsi="Inconsolata"/>
-          <w:sz w:val="20"/>
-          <w:szCs w:val="20"/>
-        </w:rPr>
-        <w:t>scipen</w:t>
-      </w:r>
-      <w:proofErr w:type="spellEnd"/>
-      <w:r>
-        <w:rPr>
-          <w:rFonts w:ascii="Inconsolata" w:hAnsi="Inconsolata"/>
-          <w:sz w:val="20"/>
-          <w:szCs w:val="20"/>
+          <w:lang w:val="en-US"/>
         </w:rPr>
         <w:t>=7)</w:t>
       </w:r>
@@ -2493,6 +2500,7 @@
       <w:r>
         <w:rPr>
           <w:rFonts w:asciiTheme="majorHAnsi" w:hAnsiTheme="majorHAnsi"/>
+          <w:noProof/>
           <w:sz w:val="20"/>
           <w:szCs w:val="20"/>
           <w:lang w:val="en-GB"/>
@@ -2655,6 +2663,7 @@
         </w:rPr>
         <w:t xml:space="preserve">So how can we use </w:t>
       </w:r>
+      <w:proofErr w:type="spellStart"/>
       <w:proofErr w:type="gramStart"/>
       <w:r>
         <w:rPr>
@@ -2663,17 +2672,9 @@
           <w:szCs w:val="18"/>
           <w:lang w:val="en-US"/>
         </w:rPr>
-        <w:t>F</w:t>
-      </w:r>
-      <w:r>
-        <w:rPr>
-          <w:rFonts w:ascii="Inconsolata" w:hAnsi="Inconsolata"/>
-          <w:sz w:val="20"/>
-          <w:szCs w:val="18"/>
-          <w:lang w:val="en-US"/>
-        </w:rPr>
-        <w:t>m</w:t>
-      </w:r>
+        <w:t>fm</w:t>
+      </w:r>
+      <w:proofErr w:type="spellEnd"/>
       <w:r>
         <w:rPr>
           <w:rFonts w:ascii="Inconsolata" w:hAnsi="Inconsolata"/>
@@ -2755,6 +2756,7 @@
       <w:r>
         <w:rPr>
           <w:rFonts w:asciiTheme="majorHAnsi" w:hAnsiTheme="majorHAnsi"/>
+          <w:noProof/>
           <w:sz w:val="20"/>
           <w:szCs w:val="20"/>
           <w:lang w:val="en-GB"/>
@@ -3302,7 +3304,17 @@
                 <w:szCs w:val="18"/>
                 <w:lang w:eastAsia="de-CH"/>
               </w:rPr>
-              <w:t>Fm(</w:t>
+              <w:t>fm</w:t>
+            </w:r>
+            <w:r>
+              <w:rPr>
+                <w:rFonts w:ascii="Inconsolata" w:eastAsia="Times New Roman" w:hAnsi="Inconsolata" w:cs="Times New Roman"/>
+                <w:color w:val="000000"/>
+                <w:sz w:val="18"/>
+                <w:szCs w:val="18"/>
+                <w:lang w:eastAsia="de-CH"/>
+              </w:rPr>
+              <w:t>(</w:t>
             </w:r>
             <w:proofErr w:type="gramEnd"/>
             <w:r>
@@ -3418,7 +3430,17 @@
                 <w:szCs w:val="18"/>
                 <w:lang w:eastAsia="de-CH"/>
               </w:rPr>
-              <w:t>Fm(</w:t>
+              <w:t>fm</w:t>
+            </w:r>
+            <w:r>
+              <w:rPr>
+                <w:rFonts w:ascii="Inconsolata" w:eastAsia="Times New Roman" w:hAnsi="Inconsolata" w:cs="Times New Roman"/>
+                <w:color w:val="000000"/>
+                <w:sz w:val="18"/>
+                <w:szCs w:val="18"/>
+                <w:lang w:eastAsia="de-CH"/>
+              </w:rPr>
+              <w:t>(</w:t>
             </w:r>
             <w:proofErr w:type="gramEnd"/>
             <w:r>
@@ -3554,7 +3576,17 @@
                 <w:szCs w:val="18"/>
                 <w:lang w:eastAsia="de-CH"/>
               </w:rPr>
-              <w:t>Fm(</w:t>
+              <w:t>fm</w:t>
+            </w:r>
+            <w:r>
+              <w:rPr>
+                <w:rFonts w:ascii="Inconsolata" w:eastAsia="Times New Roman" w:hAnsi="Inconsolata" w:cs="Times New Roman"/>
+                <w:color w:val="000000"/>
+                <w:sz w:val="18"/>
+                <w:szCs w:val="18"/>
+                <w:lang w:eastAsia="de-CH"/>
+              </w:rPr>
+              <w:t>(</w:t>
             </w:r>
             <w:proofErr w:type="gramEnd"/>
             <w:r>
@@ -3700,7 +3732,17 @@
                 <w:szCs w:val="18"/>
                 <w:lang w:eastAsia="de-CH"/>
               </w:rPr>
-              <w:t>Fm(</w:t>
+              <w:t>fm</w:t>
+            </w:r>
+            <w:r>
+              <w:rPr>
+                <w:rFonts w:ascii="Inconsolata" w:eastAsia="Times New Roman" w:hAnsi="Inconsolata" w:cs="Times New Roman"/>
+                <w:color w:val="000000"/>
+                <w:sz w:val="18"/>
+                <w:szCs w:val="18"/>
+                <w:lang w:eastAsia="de-CH"/>
+              </w:rPr>
+              <w:t>(</w:t>
             </w:r>
             <w:proofErr w:type="gramEnd"/>
             <w:r>
@@ -3817,7 +3859,17 @@
                 <w:szCs w:val="18"/>
                 <w:lang w:eastAsia="de-CH"/>
               </w:rPr>
-              <w:t>Fm(</w:t>
+              <w:t>fm</w:t>
+            </w:r>
+            <w:r>
+              <w:rPr>
+                <w:rFonts w:ascii="Inconsolata" w:eastAsia="Times New Roman" w:hAnsi="Inconsolata" w:cs="Times New Roman"/>
+                <w:color w:val="000000"/>
+                <w:sz w:val="18"/>
+                <w:szCs w:val="18"/>
+                <w:lang w:eastAsia="de-CH"/>
+              </w:rPr>
+              <w:t>(</w:t>
             </w:r>
             <w:r>
               <w:rPr>
@@ -3838,27 +3890,7 @@
                 <w:szCs w:val="18"/>
                 <w:lang w:eastAsia="de-CH"/>
               </w:rPr>
-              <w:t>3</w:t>
-            </w:r>
-            <w:r>
-              <w:rPr>
-                <w:rFonts w:ascii="Inconsolata" w:eastAsia="Times New Roman" w:hAnsi="Inconsolata" w:cs="Times New Roman"/>
-                <w:color w:val="000000"/>
-                <w:sz w:val="18"/>
-                <w:szCs w:val="18"/>
-                <w:lang w:eastAsia="de-CH"/>
-              </w:rPr>
-              <w:t>.</w:t>
-            </w:r>
-            <w:r>
-              <w:rPr>
-                <w:rFonts w:ascii="Inconsolata" w:eastAsia="Times New Roman" w:hAnsi="Inconsolata" w:cs="Times New Roman"/>
-                <w:color w:val="000000"/>
-                <w:sz w:val="18"/>
-                <w:szCs w:val="18"/>
-                <w:lang w:eastAsia="de-CH"/>
-              </w:rPr>
-              <w:t>1422</w:t>
+              <w:t>3.1422</w:t>
             </w:r>
             <w:r>
               <w:rPr>
@@ -3900,27 +3932,7 @@
                 <w:szCs w:val="18"/>
                 <w:lang w:eastAsia="de-CH"/>
               </w:rPr>
-              <w:t>=</w:t>
-            </w:r>
-            <w:r>
-              <w:rPr>
-                <w:rFonts w:ascii="Inconsolata" w:eastAsia="Times New Roman" w:hAnsi="Inconsolata" w:cs="Times New Roman"/>
-                <w:color w:val="000000"/>
-                <w:sz w:val="18"/>
-                <w:szCs w:val="18"/>
-                <w:lang w:eastAsia="de-CH"/>
-              </w:rPr>
-              <w:t>0</w:t>
-            </w:r>
-            <w:r>
-              <w:rPr>
-                <w:rFonts w:ascii="Inconsolata" w:eastAsia="Times New Roman" w:hAnsi="Inconsolata" w:cs="Times New Roman"/>
-                <w:color w:val="000000"/>
-                <w:sz w:val="18"/>
-                <w:szCs w:val="18"/>
-                <w:lang w:eastAsia="de-CH"/>
-              </w:rPr>
-              <w:t>)</w:t>
+              <w:t>=0)</w:t>
             </w:r>
             <w:r>
               <w:rPr>
@@ -4479,7 +4491,17 @@
                 <w:szCs w:val="18"/>
                 <w:lang w:eastAsia="de-CH"/>
               </w:rPr>
-              <w:t>Fm(</w:t>
+              <w:t>fm</w:t>
+            </w:r>
+            <w:r>
+              <w:rPr>
+                <w:rFonts w:ascii="Inconsolata" w:eastAsia="Times New Roman" w:hAnsi="Inconsolata" w:cs="Times New Roman"/>
+                <w:color w:val="000000"/>
+                <w:sz w:val="18"/>
+                <w:szCs w:val="18"/>
+                <w:lang w:eastAsia="de-CH"/>
+              </w:rPr>
+              <w:t>(</w:t>
             </w:r>
             <w:proofErr w:type="gramEnd"/>
             <w:r>
@@ -4597,7 +4619,17 @@
                 <w:szCs w:val="18"/>
                 <w:lang w:eastAsia="de-CH"/>
               </w:rPr>
-              <w:t>Fm(</w:t>
+              <w:t>fm</w:t>
+            </w:r>
+            <w:r>
+              <w:rPr>
+                <w:rFonts w:ascii="Inconsolata" w:eastAsia="Times New Roman" w:hAnsi="Inconsolata" w:cs="Times New Roman"/>
+                <w:color w:val="000000"/>
+                <w:sz w:val="18"/>
+                <w:szCs w:val="18"/>
+                <w:lang w:eastAsia="de-CH"/>
+              </w:rPr>
+              <w:t>(</w:t>
             </w:r>
             <w:proofErr w:type="gramEnd"/>
             <w:r>
@@ -4715,7 +4747,17 @@
                 <w:szCs w:val="18"/>
                 <w:lang w:eastAsia="de-CH"/>
               </w:rPr>
-              <w:t>Fm(</w:t>
+              <w:t>fm</w:t>
+            </w:r>
+            <w:r>
+              <w:rPr>
+                <w:rFonts w:ascii="Inconsolata" w:eastAsia="Times New Roman" w:hAnsi="Inconsolata" w:cs="Times New Roman"/>
+                <w:color w:val="000000"/>
+                <w:sz w:val="18"/>
+                <w:szCs w:val="18"/>
+                <w:lang w:eastAsia="de-CH"/>
+              </w:rPr>
+              <w:t>(</w:t>
             </w:r>
             <w:proofErr w:type="gramEnd"/>
             <w:r>
@@ -5344,7 +5386,17 @@
                 <w:szCs w:val="18"/>
                 <w:lang w:eastAsia="de-CH"/>
               </w:rPr>
-              <w:t>Fm(</w:t>
+              <w:t>fm</w:t>
+            </w:r>
+            <w:r>
+              <w:rPr>
+                <w:rFonts w:ascii="Inconsolata" w:eastAsia="Times New Roman" w:hAnsi="Inconsolata" w:cs="Times New Roman"/>
+                <w:color w:val="000000"/>
+                <w:sz w:val="18"/>
+                <w:szCs w:val="18"/>
+                <w:lang w:eastAsia="de-CH"/>
+              </w:rPr>
+              <w:t>(</w:t>
             </w:r>
             <w:proofErr w:type="gramEnd"/>
             <w:r>
@@ -5432,7 +5484,17 @@
                 <w:szCs w:val="18"/>
                 <w:lang w:eastAsia="de-CH"/>
               </w:rPr>
-              <w:t>Fm(</w:t>
+              <w:t>fm</w:t>
+            </w:r>
+            <w:r>
+              <w:rPr>
+                <w:rFonts w:ascii="Inconsolata" w:eastAsia="Times New Roman" w:hAnsi="Inconsolata" w:cs="Times New Roman"/>
+                <w:color w:val="000000"/>
+                <w:sz w:val="18"/>
+                <w:szCs w:val="18"/>
+                <w:lang w:eastAsia="de-CH"/>
+              </w:rPr>
+              <w:t>(</w:t>
             </w:r>
             <w:proofErr w:type="gramEnd"/>
             <w:r>
@@ -5737,6 +5799,7 @@
                 <w:lang w:val="en-US" w:eastAsia="de-CH"/>
               </w:rPr>
             </w:pPr>
+            <w:proofErr w:type="spellStart"/>
             <w:proofErr w:type="gramStart"/>
             <w:r>
               <w:rPr>
@@ -5746,7 +5809,18 @@
                 <w:szCs w:val="18"/>
                 <w:lang w:val="en-US" w:eastAsia="de-CH"/>
               </w:rPr>
-              <w:t>Fm(</w:t>
+              <w:t>fm</w:t>
+            </w:r>
+            <w:proofErr w:type="spellEnd"/>
+            <w:r>
+              <w:rPr>
+                <w:rFonts w:ascii="Inconsolata" w:eastAsia="Times New Roman" w:hAnsi="Inconsolata" w:cs="Times New Roman"/>
+                <w:color w:val="000000"/>
+                <w:sz w:val="18"/>
+                <w:szCs w:val="18"/>
+                <w:lang w:val="en-US" w:eastAsia="de-CH"/>
+              </w:rPr>
+              <w:t>(</w:t>
             </w:r>
             <w:proofErr w:type="gramEnd"/>
             <w:r>
@@ -6497,7 +6571,17 @@
                 <w:szCs w:val="18"/>
                 <w:lang w:eastAsia="de-CH"/>
               </w:rPr>
-              <w:t>Fm(</w:t>
+              <w:t>fm</w:t>
+            </w:r>
+            <w:r>
+              <w:rPr>
+                <w:rFonts w:ascii="Inconsolata" w:eastAsia="Times New Roman" w:hAnsi="Inconsolata" w:cs="Times New Roman"/>
+                <w:color w:val="000000"/>
+                <w:sz w:val="18"/>
+                <w:szCs w:val="18"/>
+                <w:lang w:eastAsia="de-CH"/>
+              </w:rPr>
+              <w:t>(</w:t>
             </w:r>
             <w:proofErr w:type="gramEnd"/>
             <w:r>
@@ -10318,7 +10402,17 @@
                 <w:szCs w:val="18"/>
                 <w:lang w:eastAsia="de-CH"/>
               </w:rPr>
-              <w:t>Fm(c(</w:t>
+              <w:t>fm</w:t>
+            </w:r>
+            <w:r>
+              <w:rPr>
+                <w:rFonts w:ascii="Inconsolata" w:eastAsia="Times New Roman" w:hAnsi="Inconsolata" w:cs="Times New Roman"/>
+                <w:color w:val="000000"/>
+                <w:sz w:val="18"/>
+                <w:szCs w:val="18"/>
+                <w:lang w:eastAsia="de-CH"/>
+              </w:rPr>
+              <w:t>(c(</w:t>
             </w:r>
             <w:proofErr w:type="gramEnd"/>
             <w:r>
@@ -10645,7 +10739,17 @@
                 <w:szCs w:val="18"/>
                 <w:lang w:eastAsia="de-CH"/>
               </w:rPr>
-              <w:t>Fm(c(</w:t>
+              <w:t>fm</w:t>
+            </w:r>
+            <w:r>
+              <w:rPr>
+                <w:rFonts w:ascii="Inconsolata" w:eastAsia="Times New Roman" w:hAnsi="Inconsolata" w:cs="Times New Roman"/>
+                <w:color w:val="000000"/>
+                <w:sz w:val="18"/>
+                <w:szCs w:val="18"/>
+                <w:lang w:eastAsia="de-CH"/>
+              </w:rPr>
+              <w:t>(c(</w:t>
             </w:r>
             <w:proofErr w:type="gramEnd"/>
             <w:r>
@@ -11914,37 +12018,47 @@
                 <w:szCs w:val="18"/>
                 <w:lang w:val="en-US" w:eastAsia="de-CH"/>
               </w:rPr>
+              <w:t xml:space="preserve"> class</w:t>
+            </w:r>
+            <w:r>
+              <w:rPr>
+                <w:rFonts w:ascii="Frutiger LT Std 45 Light" w:eastAsia="Times New Roman" w:hAnsi="Frutiger LT Std 45 Light" w:cs="Times New Roman"/>
+                <w:color w:val="000000"/>
+                <w:sz w:val="18"/>
+                <w:szCs w:val="18"/>
+                <w:lang w:val="en-US" w:eastAsia="de-CH"/>
+              </w:rPr>
+              <w:t>,</w:t>
+            </w:r>
+            <w:r>
+              <w:rPr>
+                <w:rFonts w:ascii="Frutiger LT Std 45 Light" w:eastAsia="Times New Roman" w:hAnsi="Frutiger LT Std 45 Light" w:cs="Arial"/>
+                <w:color w:val="000000"/>
+                <w:sz w:val="18"/>
+                <w:szCs w:val="18"/>
+                <w:lang w:val="en-US" w:eastAsia="de-CH"/>
+              </w:rPr>
+              <w:t xml:space="preserve"> consisting of a list of</w:t>
+            </w:r>
+            <w:r>
+              <w:rPr>
+                <w:rFonts w:ascii="Frutiger LT Std 45 Light" w:eastAsia="Times New Roman" w:hAnsi="Frutiger LT Std 45 Light" w:cs="Arial"/>
+                <w:color w:val="000000"/>
+                <w:sz w:val="18"/>
+                <w:szCs w:val="18"/>
+                <w:lang w:val="en-US" w:eastAsia="de-CH"/>
+              </w:rPr>
               <w:t xml:space="preserve"> </w:t>
             </w:r>
             <w:r>
               <w:rPr>
-                <w:rFonts w:ascii="Frutiger LT Std 45 Light" w:eastAsia="Times New Roman" w:hAnsi="Frutiger LT Std 45 Light" w:cs="Times New Roman"/>
-                <w:color w:val="000000"/>
-                <w:sz w:val="18"/>
-                <w:szCs w:val="18"/>
-                <w:lang w:val="en-US" w:eastAsia="de-CH"/>
-              </w:rPr>
-              <w:t>class</w:t>
-            </w:r>
-            <w:r>
-              <w:rPr>
-                <w:rFonts w:ascii="Frutiger LT Std 45 Light" w:eastAsia="Times New Roman" w:hAnsi="Frutiger LT Std 45 Light" w:cs="Times New Roman"/>
-                <w:color w:val="000000"/>
-                <w:sz w:val="18"/>
-                <w:szCs w:val="18"/>
-                <w:lang w:val="en-US" w:eastAsia="de-CH"/>
-              </w:rPr>
-              <w:t>,</w:t>
-            </w:r>
-            <w:r>
-              <w:rPr>
                 <w:rFonts w:ascii="Frutiger LT Std 45 Light" w:eastAsia="Times New Roman" w:hAnsi="Frutiger LT Std 45 Light" w:cs="Arial"/>
                 <w:color w:val="000000"/>
                 <w:sz w:val="18"/>
                 <w:szCs w:val="18"/>
                 <w:lang w:val="en-US" w:eastAsia="de-CH"/>
               </w:rPr>
-              <w:t xml:space="preserve"> consisting of a list of</w:t>
+              <w:t>arguments</w:t>
             </w:r>
             <w:r>
               <w:rPr>
@@ -11954,28 +12068,9 @@
                 <w:szCs w:val="18"/>
                 <w:lang w:val="en-US" w:eastAsia="de-CH"/>
               </w:rPr>
-              <w:t xml:space="preserve"> </w:t>
-            </w:r>
-            <w:r>
-              <w:rPr>
-                <w:rFonts w:ascii="Frutiger LT Std 45 Light" w:eastAsia="Times New Roman" w:hAnsi="Frutiger LT Std 45 Light" w:cs="Arial"/>
-                <w:color w:val="000000"/>
-                <w:sz w:val="18"/>
-                <w:szCs w:val="18"/>
-                <w:lang w:val="en-US" w:eastAsia="de-CH"/>
-              </w:rPr>
-              <w:t>arguments</w:t>
-            </w:r>
-            <w:r>
-              <w:rPr>
-                <w:rFonts w:ascii="Frutiger LT Std 45 Light" w:eastAsia="Times New Roman" w:hAnsi="Frutiger LT Std 45 Light" w:cs="Arial"/>
-                <w:color w:val="000000"/>
-                <w:sz w:val="18"/>
-                <w:szCs w:val="18"/>
-                <w:lang w:val="en-US" w:eastAsia="de-CH"/>
-              </w:rPr>
               <w:t xml:space="preserve"> accepted by </w:t>
             </w:r>
+            <w:proofErr w:type="spellStart"/>
             <w:proofErr w:type="gramStart"/>
             <w:r>
               <w:rPr>
@@ -11985,7 +12080,18 @@
                 <w:szCs w:val="18"/>
                 <w:lang w:val="en-US" w:eastAsia="de-CH"/>
               </w:rPr>
-              <w:t>Fm(</w:t>
+              <w:t>fm</w:t>
+            </w:r>
+            <w:proofErr w:type="spellEnd"/>
+            <w:r>
+              <w:rPr>
+                <w:rFonts w:ascii="Inconsolata" w:eastAsia="Times New Roman" w:hAnsi="Inconsolata" w:cs="Arial"/>
+                <w:color w:val="000000"/>
+                <w:sz w:val="18"/>
+                <w:szCs w:val="18"/>
+                <w:lang w:val="en-US" w:eastAsia="de-CH"/>
+              </w:rPr>
+              <w:t>(</w:t>
             </w:r>
             <w:proofErr w:type="gramEnd"/>
             <w:r>
@@ -13027,6 +13133,7 @@
                 <w:lang w:val="en-US" w:eastAsia="de-CH"/>
               </w:rPr>
             </w:pPr>
+            <w:proofErr w:type="spellStart"/>
             <w:proofErr w:type="gramStart"/>
             <w:r>
               <w:rPr>
@@ -13036,7 +13143,18 @@
                 <w:szCs w:val="18"/>
                 <w:lang w:val="en-US" w:eastAsia="de-CH"/>
               </w:rPr>
-              <w:t>Fm(</w:t>
+              <w:t>fm</w:t>
+            </w:r>
+            <w:proofErr w:type="spellEnd"/>
+            <w:r>
+              <w:rPr>
+                <w:rFonts w:ascii="Inconsolata" w:eastAsia="Times New Roman" w:hAnsi="Inconsolata" w:cs="Times New Roman"/>
+                <w:color w:val="000000"/>
+                <w:sz w:val="18"/>
+                <w:szCs w:val="18"/>
+                <w:lang w:val="en-US" w:eastAsia="de-CH"/>
+              </w:rPr>
+              <w:t>(</w:t>
             </w:r>
             <w:proofErr w:type="gramEnd"/>
             <w:r>
@@ -13113,6 +13231,7 @@
                 <w:lang w:val="en-US" w:eastAsia="de-CH"/>
               </w:rPr>
             </w:pPr>
+            <w:proofErr w:type="spellStart"/>
             <w:proofErr w:type="gramStart"/>
             <w:r>
               <w:rPr>
@@ -13122,7 +13241,18 @@
                 <w:szCs w:val="18"/>
                 <w:lang w:val="en-US" w:eastAsia="de-CH"/>
               </w:rPr>
-              <w:t>Fm(</w:t>
+              <w:t>fm</w:t>
+            </w:r>
+            <w:proofErr w:type="spellEnd"/>
+            <w:r>
+              <w:rPr>
+                <w:rFonts w:ascii="Inconsolata" w:eastAsia="Times New Roman" w:hAnsi="Inconsolata" w:cs="Times New Roman"/>
+                <w:color w:val="000000"/>
+                <w:sz w:val="18"/>
+                <w:szCs w:val="18"/>
+                <w:lang w:val="en-US" w:eastAsia="de-CH"/>
+              </w:rPr>
+              <w:t>(</w:t>
             </w:r>
             <w:proofErr w:type="gramEnd"/>
             <w:r>
@@ -13199,6 +13329,7 @@
                 <w:lang w:val="en-US" w:eastAsia="de-CH"/>
               </w:rPr>
             </w:pPr>
+            <w:proofErr w:type="spellStart"/>
             <w:proofErr w:type="gramStart"/>
             <w:r>
               <w:rPr>
@@ -13208,7 +13339,18 @@
                 <w:szCs w:val="18"/>
                 <w:lang w:val="en-US" w:eastAsia="de-CH"/>
               </w:rPr>
-              <w:t>Fm(</w:t>
+              <w:t>fm</w:t>
+            </w:r>
+            <w:proofErr w:type="spellEnd"/>
+            <w:r>
+              <w:rPr>
+                <w:rFonts w:ascii="Inconsolata" w:eastAsia="Times New Roman" w:hAnsi="Inconsolata" w:cs="Times New Roman"/>
+                <w:color w:val="000000"/>
+                <w:sz w:val="18"/>
+                <w:szCs w:val="18"/>
+                <w:lang w:val="en-US" w:eastAsia="de-CH"/>
+              </w:rPr>
+              <w:t>(</w:t>
             </w:r>
             <w:proofErr w:type="gramEnd"/>
             <w:r>
@@ -13285,6 +13427,7 @@
                 <w:lang w:val="en-US" w:eastAsia="de-CH"/>
               </w:rPr>
             </w:pPr>
+            <w:proofErr w:type="spellStart"/>
             <w:proofErr w:type="gramStart"/>
             <w:r>
               <w:rPr>
@@ -13294,7 +13437,18 @@
                 <w:szCs w:val="18"/>
                 <w:lang w:val="en-US" w:eastAsia="de-CH"/>
               </w:rPr>
-              <w:t>Fm(</w:t>
+              <w:t>fm</w:t>
+            </w:r>
+            <w:proofErr w:type="spellEnd"/>
+            <w:r>
+              <w:rPr>
+                <w:rFonts w:ascii="Inconsolata" w:eastAsia="Times New Roman" w:hAnsi="Inconsolata" w:cs="Times New Roman"/>
+                <w:color w:val="000000"/>
+                <w:sz w:val="18"/>
+                <w:szCs w:val="18"/>
+                <w:lang w:val="en-US" w:eastAsia="de-CH"/>
+              </w:rPr>
+              <w:t>(</w:t>
             </w:r>
             <w:proofErr w:type="gramEnd"/>
             <w:r>
@@ -13719,7 +13873,7 @@
                 <w:color w:val="000000"/>
                 <w:sz w:val="18"/>
                 <w:szCs w:val="18"/>
-                <w:lang w:val="en-US" w:eastAsia="de-CH"/>
+                <w:lang w:eastAsia="de-CH"/>
               </w:rPr>
             </w:pPr>
             <w:proofErr w:type="gramStart"/>
@@ -13729,9 +13883,19 @@
                 <w:color w:val="000000"/>
                 <w:sz w:val="18"/>
                 <w:szCs w:val="18"/>
-                <w:lang w:val="en-US" w:eastAsia="de-CH"/>
-              </w:rPr>
-              <w:t>Fm(</w:t>
+                <w:lang w:eastAsia="de-CH"/>
+              </w:rPr>
+              <w:t>fm</w:t>
+            </w:r>
+            <w:r>
+              <w:rPr>
+                <w:rFonts w:ascii="Inconsolata" w:eastAsia="Times New Roman" w:hAnsi="Inconsolata" w:cs="Times New Roman"/>
+                <w:color w:val="000000"/>
+                <w:sz w:val="18"/>
+                <w:szCs w:val="18"/>
+                <w:lang w:eastAsia="de-CH"/>
+              </w:rPr>
+              <w:t>(</w:t>
             </w:r>
             <w:proofErr w:type="gramEnd"/>
             <w:r>
@@ -13740,7 +13904,7 @@
                 <w:color w:val="000000"/>
                 <w:sz w:val="18"/>
                 <w:szCs w:val="18"/>
-                <w:lang w:val="en-US" w:eastAsia="de-CH"/>
+                <w:lang w:eastAsia="de-CH"/>
               </w:rPr>
               <w:t xml:space="preserve">0.082, </w:t>
             </w:r>
@@ -13751,7 +13915,7 @@
                 <w:color w:val="000000"/>
                 <w:sz w:val="18"/>
                 <w:szCs w:val="18"/>
-                <w:lang w:val="en-US" w:eastAsia="de-CH"/>
+                <w:lang w:eastAsia="de-CH"/>
               </w:rPr>
               <w:t>fmt</w:t>
             </w:r>
@@ -13762,7 +13926,7 @@
                 <w:color w:val="000000"/>
                 <w:sz w:val="18"/>
                 <w:szCs w:val="18"/>
-                <w:lang w:val="en-US" w:eastAsia="de-CH"/>
+                <w:lang w:eastAsia="de-CH"/>
               </w:rPr>
               <w:t>="*")</w:t>
             </w:r>
@@ -13772,7 +13936,7 @@
                 <w:color w:val="000000"/>
                 <w:sz w:val="18"/>
                 <w:szCs w:val="18"/>
-                <w:lang w:val="en-US" w:eastAsia="de-CH"/>
+                <w:lang w:eastAsia="de-CH"/>
               </w:rPr>
               <w:br/>
             </w:r>
@@ -13803,7 +13967,7 @@
                 <w:color w:val="000000"/>
                 <w:sz w:val="18"/>
                 <w:szCs w:val="18"/>
-                <w:lang w:val="en-US" w:eastAsia="de-CH"/>
+                <w:lang w:eastAsia="de-CH"/>
               </w:rPr>
               <w:t>.</w:t>
             </w:r>
@@ -13817,7 +13981,7 @@
                 <w:color w:val="000000"/>
                 <w:sz w:val="18"/>
                 <w:szCs w:val="18"/>
-                <w:lang w:val="en-US" w:eastAsia="de-CH"/>
+                <w:lang w:eastAsia="de-CH"/>
               </w:rPr>
             </w:pPr>
             <w:proofErr w:type="gramStart"/>
@@ -13827,9 +13991,19 @@
                 <w:color w:val="000000"/>
                 <w:sz w:val="18"/>
                 <w:szCs w:val="18"/>
-                <w:lang w:val="en-US" w:eastAsia="de-CH"/>
-              </w:rPr>
-              <w:t>Fm(</w:t>
+                <w:lang w:eastAsia="de-CH"/>
+              </w:rPr>
+              <w:t>fm</w:t>
+            </w:r>
+            <w:r>
+              <w:rPr>
+                <w:rFonts w:ascii="Inconsolata" w:eastAsia="Times New Roman" w:hAnsi="Inconsolata" w:cs="Times New Roman"/>
+                <w:color w:val="000000"/>
+                <w:sz w:val="18"/>
+                <w:szCs w:val="18"/>
+                <w:lang w:eastAsia="de-CH"/>
+              </w:rPr>
+              <w:t>(</w:t>
             </w:r>
             <w:proofErr w:type="gramEnd"/>
             <w:r>
@@ -13838,7 +14012,7 @@
                 <w:color w:val="000000"/>
                 <w:sz w:val="18"/>
                 <w:szCs w:val="18"/>
-                <w:lang w:val="en-US" w:eastAsia="de-CH"/>
+                <w:lang w:eastAsia="de-CH"/>
               </w:rPr>
               <w:t xml:space="preserve">0.003, </w:t>
             </w:r>
@@ -13849,7 +14023,7 @@
                 <w:color w:val="000000"/>
                 <w:sz w:val="18"/>
                 <w:szCs w:val="18"/>
-                <w:lang w:val="en-US" w:eastAsia="de-CH"/>
+                <w:lang w:eastAsia="de-CH"/>
               </w:rPr>
               <w:t>fmt</w:t>
             </w:r>
@@ -13860,7 +14034,7 @@
                 <w:color w:val="000000"/>
                 <w:sz w:val="18"/>
                 <w:szCs w:val="18"/>
-                <w:lang w:val="en-US" w:eastAsia="de-CH"/>
+                <w:lang w:eastAsia="de-CH"/>
               </w:rPr>
               <w:t>="*")</w:t>
             </w:r>
@@ -13870,7 +14044,7 @@
                 <w:color w:val="000000"/>
                 <w:sz w:val="18"/>
                 <w:szCs w:val="18"/>
-                <w:lang w:val="en-US" w:eastAsia="de-CH"/>
+                <w:lang w:eastAsia="de-CH"/>
               </w:rPr>
               <w:br/>
             </w:r>
@@ -13890,7 +14064,7 @@
                 <w:color w:val="000000"/>
                 <w:sz w:val="18"/>
                 <w:szCs w:val="18"/>
-                <w:lang w:val="en-US" w:eastAsia="de-CH"/>
+                <w:lang w:eastAsia="de-CH"/>
               </w:rPr>
               <w:t>**</w:t>
             </w:r>
@@ -13915,7 +14089,17 @@
                 <w:szCs w:val="18"/>
                 <w:lang w:eastAsia="de-CH"/>
               </w:rPr>
-              <w:t>Fm(</w:t>
+              <w:t>fm</w:t>
+            </w:r>
+            <w:r>
+              <w:rPr>
+                <w:rFonts w:ascii="Inconsolata" w:eastAsia="Times New Roman" w:hAnsi="Inconsolata" w:cs="Times New Roman"/>
+                <w:color w:val="000000"/>
+                <w:sz w:val="18"/>
+                <w:szCs w:val="18"/>
+                <w:lang w:eastAsia="de-CH"/>
+              </w:rPr>
+              <w:t>(</w:t>
             </w:r>
             <w:proofErr w:type="gramEnd"/>
             <w:r>
@@ -14001,7 +14185,17 @@
                 <w:szCs w:val="18"/>
                 <w:lang w:eastAsia="de-CH"/>
               </w:rPr>
-              <w:t>Fm(</w:t>
+              <w:t>fm</w:t>
+            </w:r>
+            <w:r>
+              <w:rPr>
+                <w:rFonts w:ascii="Inconsolata" w:eastAsia="Times New Roman" w:hAnsi="Inconsolata" w:cs="Times New Roman"/>
+                <w:color w:val="000000"/>
+                <w:sz w:val="18"/>
+                <w:szCs w:val="18"/>
+                <w:lang w:eastAsia="de-CH"/>
+              </w:rPr>
+              <w:t>(</w:t>
             </w:r>
             <w:proofErr w:type="gramEnd"/>
             <w:r>
@@ -14407,6 +14601,7 @@
                 <w:lang w:val="en-US" w:eastAsia="de-CH"/>
               </w:rPr>
             </w:pPr>
+            <w:proofErr w:type="gramStart"/>
             <w:r>
               <w:rPr>
                 <w:rFonts w:ascii="Frutiger LT Std 45 Light" w:eastAsia="Times New Roman" w:hAnsi="Frutiger LT Std 45 Light" w:cs="Times New Roman"/>
@@ -14416,8 +14611,9 @@
                 <w:szCs w:val="18"/>
                 <w:lang w:val="en-US" w:eastAsia="de-CH"/>
               </w:rPr>
-              <w:t>engineering abbr</w:t>
-            </w:r>
+              <w:t>engineering</w:t>
+            </w:r>
+            <w:proofErr w:type="gramEnd"/>
             <w:r>
               <w:rPr>
                 <w:rFonts w:ascii="Frutiger LT Std 45 Light" w:eastAsia="Times New Roman" w:hAnsi="Frutiger LT Std 45 Light" w:cs="Times New Roman"/>
@@ -14427,6 +14623,17 @@
                 <w:szCs w:val="18"/>
                 <w:lang w:val="en-US" w:eastAsia="de-CH"/>
               </w:rPr>
+              <w:t xml:space="preserve"> abbr</w:t>
+            </w:r>
+            <w:r>
+              <w:rPr>
+                <w:rFonts w:ascii="Frutiger LT Std 45 Light" w:eastAsia="Times New Roman" w:hAnsi="Frutiger LT Std 45 Light" w:cs="Times New Roman"/>
+                <w:b/>
+                <w:color w:val="000000"/>
+                <w:sz w:val="18"/>
+                <w:szCs w:val="18"/>
+                <w:lang w:val="en-US" w:eastAsia="de-CH"/>
+              </w:rPr>
               <w:t>e</w:t>
             </w:r>
             <w:r>
@@ -14490,7 +14697,29 @@
                 <w:szCs w:val="18"/>
                 <w:lang w:val="en-US" w:eastAsia="de-CH"/>
               </w:rPr>
-              <w:t>, but replaces the exponential representation by codes,</w:t>
+              <w:t xml:space="preserve">, but replaces the exponential representation </w:t>
+            </w:r>
+            <w:proofErr w:type="gramStart"/>
+            <w:r>
+              <w:rPr>
+                <w:rFonts w:ascii="Frutiger LT Std 45 Light" w:eastAsia="Times New Roman" w:hAnsi="Frutiger LT Std 45 Light" w:cs="Arial"/>
+                <w:color w:val="000000"/>
+                <w:sz w:val="18"/>
+                <w:szCs w:val="18"/>
+                <w:lang w:val="en-US" w:eastAsia="de-CH"/>
+              </w:rPr>
+              <w:t>by</w:t>
+            </w:r>
+            <w:proofErr w:type="gramEnd"/>
+            <w:r>
+              <w:rPr>
+                <w:rFonts w:ascii="Frutiger LT Std 45 Light" w:eastAsia="Times New Roman" w:hAnsi="Frutiger LT Std 45 Light" w:cs="Arial"/>
+                <w:color w:val="000000"/>
+                <w:sz w:val="18"/>
+                <w:szCs w:val="18"/>
+                <w:lang w:val="en-US" w:eastAsia="de-CH"/>
+              </w:rPr>
+              <w:t xml:space="preserve"> codes,</w:t>
             </w:r>
             <w:r>
               <w:rPr>
@@ -15183,7 +15412,7 @@
           <w:szCs w:val="20"/>
           <w:lang w:val="en-GB"/>
         </w:rPr>
-        <w:t>Style</w:t>
+        <w:t>s</w:t>
       </w:r>
       <w:r>
         <w:rPr>
@@ -15192,6 +15421,15 @@
           <w:szCs w:val="20"/>
           <w:lang w:val="en-GB"/>
         </w:rPr>
+        <w:t>tyle</w:t>
+      </w:r>
+      <w:r>
+        <w:rPr>
+          <w:rFonts w:ascii="Inconsolata" w:hAnsi="Inconsolata"/>
+          <w:sz w:val="20"/>
+          <w:szCs w:val="20"/>
+          <w:lang w:val="en-GB"/>
+        </w:rPr>
         <w:t>(</w:t>
       </w:r>
       <w:proofErr w:type="gramEnd"/>
@@ -15231,6 +15469,7 @@
         </w:rPr>
         <w:t xml:space="preserve">ny of the arguments from </w:t>
       </w:r>
+      <w:proofErr w:type="spellStart"/>
       <w:proofErr w:type="gramStart"/>
       <w:r>
         <w:rPr>
@@ -15239,7 +15478,17 @@
           <w:szCs w:val="20"/>
           <w:lang w:val="en-GB"/>
         </w:rPr>
-        <w:t>Fm(</w:t>
+        <w:t>fm</w:t>
+      </w:r>
+      <w:proofErr w:type="spellEnd"/>
+      <w:r>
+        <w:rPr>
+          <w:rFonts w:ascii="Inconsolata" w:hAnsi="Inconsolata"/>
+          <w:sz w:val="20"/>
+          <w:szCs w:val="20"/>
+          <w:lang w:val="en-GB"/>
+        </w:rPr>
+        <w:t>(</w:t>
       </w:r>
       <w:proofErr w:type="gramEnd"/>
       <w:r>
@@ -15312,7 +15561,25 @@
           <w:szCs w:val="20"/>
           <w:lang w:val="en-GB"/>
         </w:rPr>
-        <w:t>“style”</w:t>
+        <w:t>“</w:t>
+      </w:r>
+      <w:r>
+        <w:rPr>
+          <w:rFonts w:ascii="Inconsolata" w:hAnsi="Inconsolata"/>
+          <w:sz w:val="20"/>
+          <w:szCs w:val="20"/>
+          <w:lang w:val="en-GB"/>
+        </w:rPr>
+        <w:t>S</w:t>
+      </w:r>
+      <w:r>
+        <w:rPr>
+          <w:rFonts w:ascii="Inconsolata" w:hAnsi="Inconsolata"/>
+          <w:sz w:val="20"/>
+          <w:szCs w:val="20"/>
+          <w:lang w:val="en-GB"/>
+        </w:rPr>
+        <w:t>tyle”</w:t>
       </w:r>
       <w:r>
         <w:rPr>
@@ -15323,6 +15590,7 @@
         </w:rPr>
         <w:t xml:space="preserve">. Such a template can be passed to </w:t>
       </w:r>
+      <w:proofErr w:type="spellStart"/>
       <w:proofErr w:type="gramStart"/>
       <w:r>
         <w:rPr>
@@ -15331,7 +15599,17 @@
           <w:szCs w:val="20"/>
           <w:lang w:val="en-GB"/>
         </w:rPr>
-        <w:t>Fm(</w:t>
+        <w:t>fm</w:t>
+      </w:r>
+      <w:proofErr w:type="spellEnd"/>
+      <w:r>
+        <w:rPr>
+          <w:rFonts w:ascii="Inconsolata" w:hAnsi="Inconsolata"/>
+          <w:sz w:val="20"/>
+          <w:szCs w:val="20"/>
+          <w:lang w:val="en-GB"/>
+        </w:rPr>
+        <w:t>(</w:t>
       </w:r>
       <w:proofErr w:type="gramEnd"/>
       <w:r>
@@ -15413,7 +15691,16 @@
           <w:szCs w:val="20"/>
           <w:lang w:val="en-GB"/>
         </w:rPr>
-        <w:t>Style(</w:t>
+        <w:t>s</w:t>
+      </w:r>
+      <w:r>
+        <w:rPr>
+          <w:rFonts w:ascii="Inconsolata" w:hAnsi="Inconsolata"/>
+          <w:sz w:val="20"/>
+          <w:szCs w:val="20"/>
+          <w:lang w:val="en-GB"/>
+        </w:rPr>
+        <w:t>tyle(</w:t>
       </w:r>
       <w:proofErr w:type="gramEnd"/>
       <w:r>
@@ -15798,7 +16085,17 @@
           <w:szCs w:val="20"/>
           <w:lang w:val="en-US"/>
         </w:rPr>
-        <w:t>Style(</w:t>
+        <w:lastRenderedPageBreak/>
+        <w:t>s</w:t>
+      </w:r>
+      <w:r>
+        <w:rPr>
+          <w:rFonts w:ascii="Inconsolata" w:hAnsi="Inconsolata"/>
+          <w:sz w:val="20"/>
+          <w:szCs w:val="20"/>
+          <w:lang w:val="en-US"/>
+        </w:rPr>
+        <w:t>tyle(</w:t>
       </w:r>
       <w:proofErr w:type="gramEnd"/>
       <w:r>
@@ -15819,6 +16116,7 @@
         </w:rPr>
         <w:t> can either create new styles or edit existing ones. It takes any of the arguments from </w:t>
       </w:r>
+      <w:proofErr w:type="spellStart"/>
       <w:proofErr w:type="gramStart"/>
       <w:r>
         <w:rPr>
@@ -15827,7 +16125,17 @@
           <w:szCs w:val="20"/>
           <w:lang w:val="en-US"/>
         </w:rPr>
-        <w:t>Fm(</w:t>
+        <w:t>fm</w:t>
+      </w:r>
+      <w:proofErr w:type="spellEnd"/>
+      <w:r>
+        <w:rPr>
+          <w:rFonts w:ascii="Inconsolata" w:hAnsi="Inconsolata"/>
+          <w:sz w:val="20"/>
+          <w:szCs w:val="20"/>
+          <w:lang w:val="en-US"/>
+        </w:rPr>
+        <w:t>(</w:t>
       </w:r>
       <w:proofErr w:type="gramEnd"/>
       <w:r>
@@ -15866,8 +16174,27 @@
           <w:szCs w:val="20"/>
           <w:lang w:val="en-US"/>
         </w:rPr>
-        <w:t xml:space="preserve"> an object of class "style", which then can be handed over to </w:t>
-      </w:r>
+        <w:t xml:space="preserve"> an object of class "</w:t>
+      </w:r>
+      <w:r>
+        <w:rPr>
+          <w:rFonts w:asciiTheme="majorHAnsi" w:hAnsiTheme="majorHAnsi"/>
+          <w:sz w:val="20"/>
+          <w:szCs w:val="20"/>
+          <w:lang w:val="en-US"/>
+        </w:rPr>
+        <w:t>S</w:t>
+      </w:r>
+      <w:r>
+        <w:rPr>
+          <w:rFonts w:asciiTheme="majorHAnsi" w:hAnsiTheme="majorHAnsi"/>
+          <w:sz w:val="20"/>
+          <w:szCs w:val="20"/>
+          <w:lang w:val="en-US"/>
+        </w:rPr>
+        <w:t>tyle", which then can be handed over to </w:t>
+      </w:r>
+      <w:proofErr w:type="spellStart"/>
       <w:proofErr w:type="gramStart"/>
       <w:r>
         <w:rPr>
@@ -15876,7 +16203,17 @@
           <w:szCs w:val="20"/>
           <w:lang w:val="en-US"/>
         </w:rPr>
-        <w:t>Fm(</w:t>
+        <w:t>fm</w:t>
+      </w:r>
+      <w:proofErr w:type="spellEnd"/>
+      <w:r>
+        <w:rPr>
+          <w:rFonts w:ascii="Inconsolata" w:hAnsi="Inconsolata"/>
+          <w:sz w:val="20"/>
+          <w:szCs w:val="20"/>
+          <w:lang w:val="en-US"/>
+        </w:rPr>
+        <w:t>(</w:t>
       </w:r>
       <w:proofErr w:type="gramEnd"/>
       <w:r>
@@ -15988,6 +16325,7 @@
         </w:rPr>
         <w:t>. Passed to </w:t>
       </w:r>
+      <w:proofErr w:type="spellStart"/>
       <w:proofErr w:type="gramStart"/>
       <w:r>
         <w:rPr>
@@ -15996,7 +16334,17 @@
           <w:szCs w:val="20"/>
           <w:lang w:val="en-US"/>
         </w:rPr>
-        <w:t>Fm(</w:t>
+        <w:t>fm</w:t>
+      </w:r>
+      <w:proofErr w:type="spellEnd"/>
+      <w:r>
+        <w:rPr>
+          <w:rFonts w:ascii="Inconsolata" w:hAnsi="Inconsolata"/>
+          <w:sz w:val="20"/>
+          <w:szCs w:val="20"/>
+          <w:lang w:val="en-US"/>
+        </w:rPr>
+        <w:t>(</w:t>
       </w:r>
       <w:proofErr w:type="gramEnd"/>
       <w:r>
@@ -16070,7 +16418,16 @@
           <w:szCs w:val="20"/>
           <w:lang w:val="en-US"/>
         </w:rPr>
-        <w:t>Style(</w:t>
+        <w:t>s</w:t>
+      </w:r>
+      <w:r>
+        <w:rPr>
+          <w:rFonts w:ascii="Inconsolata" w:hAnsi="Inconsolata"/>
+          <w:sz w:val="20"/>
+          <w:szCs w:val="20"/>
+          <w:lang w:val="en-US"/>
+        </w:rPr>
+        <w:t>tyle(</w:t>
       </w:r>
       <w:proofErr w:type="gramEnd"/>
       <w:r>
@@ -16117,6 +16474,7 @@
           <w:lang w:val="en-US"/>
         </w:rPr>
       </w:pPr>
+      <w:proofErr w:type="spellStart"/>
       <w:proofErr w:type="gramStart"/>
       <w:r>
         <w:rPr>
@@ -16125,7 +16483,17 @@
           <w:szCs w:val="20"/>
           <w:lang w:val="en-US"/>
         </w:rPr>
-        <w:t>Fm(</w:t>
+        <w:t>fm</w:t>
+      </w:r>
+      <w:proofErr w:type="spellEnd"/>
+      <w:r>
+        <w:rPr>
+          <w:rFonts w:ascii="Inconsolata" w:hAnsi="Inconsolata"/>
+          <w:sz w:val="20"/>
+          <w:szCs w:val="20"/>
+          <w:lang w:val="en-US"/>
+        </w:rPr>
+        <w:t>(</w:t>
       </w:r>
       <w:proofErr w:type="gramEnd"/>
       <w:r>
@@ -16248,26 +16616,6 @@
         </w:rPr>
         <w:t xml:space="preserve">   </w:t>
       </w:r>
-      <w:proofErr w:type="gramStart"/>
-      <w:r>
-        <w:rPr>
-          <w:rFonts w:ascii="Inconsolata" w:hAnsi="Inconsolata"/>
-          <w:sz w:val="20"/>
-          <w:szCs w:val="20"/>
-          <w:lang w:val="en-US"/>
-        </w:rPr>
-        <w:t>Fm(</w:t>
-      </w:r>
-      <w:proofErr w:type="gramEnd"/>
-      <w:r>
-        <w:rPr>
-          <w:rFonts w:ascii="Inconsolata" w:hAnsi="Inconsolata"/>
-          <w:sz w:val="20"/>
-          <w:szCs w:val="20"/>
-          <w:lang w:val="en-US"/>
-        </w:rPr>
-        <w:t xml:space="preserve">12222.89345, digits=2, </w:t>
-      </w:r>
       <w:proofErr w:type="spellStart"/>
       <w:proofErr w:type="gramStart"/>
       <w:r>
@@ -16277,9 +16625,41 @@
           <w:szCs w:val="20"/>
           <w:lang w:val="en-US"/>
         </w:rPr>
+        <w:t>fm</w:t>
+      </w:r>
+      <w:proofErr w:type="spellEnd"/>
+      <w:r>
+        <w:rPr>
+          <w:rFonts w:ascii="Inconsolata" w:hAnsi="Inconsolata"/>
+          <w:sz w:val="20"/>
+          <w:szCs w:val="20"/>
+          <w:lang w:val="en-US"/>
+        </w:rPr>
+        <w:t>(</w:t>
+      </w:r>
+      <w:proofErr w:type="gramEnd"/>
+      <w:r>
+        <w:rPr>
+          <w:rFonts w:ascii="Inconsolata" w:hAnsi="Inconsolata"/>
+          <w:sz w:val="20"/>
+          <w:szCs w:val="20"/>
+          <w:lang w:val="en-US"/>
+        </w:rPr>
+        <w:t xml:space="preserve">12222.89345, digits=2, </w:t>
+      </w:r>
+      <w:proofErr w:type="spellStart"/>
+      <w:proofErr w:type="gramStart"/>
+      <w:r>
+        <w:rPr>
+          <w:rFonts w:ascii="Inconsolata" w:hAnsi="Inconsolata"/>
+          <w:sz w:val="20"/>
+          <w:szCs w:val="20"/>
+          <w:lang w:val="en-US"/>
+        </w:rPr>
         <w:t>big.mark</w:t>
       </w:r>
       <w:proofErr w:type="spellEnd"/>
+      <w:proofErr w:type="gramEnd"/>
       <w:r>
         <w:rPr>
           <w:rFonts w:ascii="Inconsolata" w:hAnsi="Inconsolata"/>
@@ -16287,17 +16667,7 @@
           <w:szCs w:val="20"/>
           <w:lang w:val="en-US"/>
         </w:rPr>
-        <w:t>=","</w:t>
-      </w:r>
-      <w:proofErr w:type="gramEnd"/>
-      <w:r>
-        <w:rPr>
-          <w:rFonts w:ascii="Inconsolata" w:hAnsi="Inconsolata"/>
-          <w:sz w:val="20"/>
-          <w:szCs w:val="20"/>
-          <w:lang w:val="en-US"/>
-        </w:rPr>
-        <w:t>)</w:t>
+        <w:t>=",")</w:t>
       </w:r>
       <w:r>
         <w:rPr>
@@ -17017,6 +17387,7 @@
       <w:r>
         <w:rPr>
           <w:rFonts w:asciiTheme="majorHAnsi" w:hAnsiTheme="majorHAnsi"/>
+          <w:noProof/>
           <w:sz w:val="20"/>
           <w:szCs w:val="20"/>
           <w:lang w:val="en-GB"/>
@@ -17254,7 +17625,16 @@
                                 <w:szCs w:val="20"/>
                                 <w:lang w:val="de-DE"/>
                               </w:rPr>
-                              <w:t>FmCI</w:t>
+                              <w:t>fm</w:t>
+                            </w:r>
+                            <w:r>
+                              <w:rPr>
+                                <w:b/>
+                                <w:sz w:val="20"/>
+                                <w:szCs w:val="20"/>
+                                <w:lang w:val="de-DE"/>
+                              </w:rPr>
+                              <w:t>CI</w:t>
                             </w:r>
                             <w:proofErr w:type="spellEnd"/>
                           </w:p>
@@ -17304,7 +17684,16 @@
                           <w:szCs w:val="20"/>
                           <w:lang w:val="de-DE"/>
                         </w:rPr>
-                        <w:t>FmCI</w:t>
+                        <w:t>fm</w:t>
+                      </w:r>
+                      <w:r>
+                        <w:rPr>
+                          <w:b/>
+                          <w:sz w:val="20"/>
+                          <w:szCs w:val="20"/>
+                          <w:lang w:val="de-DE"/>
+                        </w:rPr>
+                        <w:t>CI</w:t>
                       </w:r>
                       <w:proofErr w:type="spellEnd"/>
                     </w:p>
@@ -17344,9 +17733,8 @@
           <w:szCs w:val="20"/>
           <w:lang w:val="en-US"/>
         </w:rPr>
-        <w:t>FmCI</w:t>
-      </w:r>
-      <w:proofErr w:type="spellEnd"/>
+        <w:t>fm</w:t>
+      </w:r>
       <w:r>
         <w:rPr>
           <w:rFonts w:ascii="Inconsolata" w:hAnsi="Inconsolata"/>
@@ -17355,9 +17743,9 @@
           <w:szCs w:val="20"/>
           <w:lang w:val="en-US"/>
         </w:rPr>
-        <w:t>(</w:t>
-      </w:r>
-      <w:proofErr w:type="gramEnd"/>
+        <w:t>CI</w:t>
+      </w:r>
+      <w:proofErr w:type="spellEnd"/>
       <w:r>
         <w:rPr>
           <w:rFonts w:ascii="Inconsolata" w:hAnsi="Inconsolata"/>
@@ -17366,6 +17754,17 @@
           <w:szCs w:val="20"/>
           <w:lang w:val="en-US"/>
         </w:rPr>
+        <w:t>(</w:t>
+      </w:r>
+      <w:proofErr w:type="gramEnd"/>
+      <w:r>
+        <w:rPr>
+          <w:rFonts w:ascii="Inconsolata" w:hAnsi="Inconsolata"/>
+          <w:bCs/>
+          <w:sz w:val="20"/>
+          <w:szCs w:val="20"/>
+          <w:lang w:val="en-US"/>
+        </w:rPr>
         <w:t>)</w:t>
       </w:r>
       <w:r>
@@ -17399,6 +17798,7 @@
         </w:rPr>
         <w:t xml:space="preserve"> for formatting confidence intervals in a concise and flexible way. It builds on </w:t>
       </w:r>
+      <w:proofErr w:type="spellStart"/>
       <w:proofErr w:type="gramStart"/>
       <w:r>
         <w:rPr>
@@ -17408,8 +17808,9 @@
           <w:szCs w:val="20"/>
           <w:lang w:val="en-US"/>
         </w:rPr>
-        <w:t>Fm</w:t>
-      </w:r>
+        <w:t>fm</w:t>
+      </w:r>
+      <w:proofErr w:type="spellEnd"/>
       <w:r>
         <w:rPr>
           <w:rFonts w:ascii="Inconsolata" w:hAnsi="Inconsolata"/>
@@ -17471,9 +17872,8 @@
           <w:szCs w:val="20"/>
           <w:lang w:val="en-US"/>
         </w:rPr>
-        <w:t>FmCI</w:t>
-      </w:r>
-      <w:proofErr w:type="spellEnd"/>
+        <w:t>fm</w:t>
+      </w:r>
       <w:r>
         <w:rPr>
           <w:rFonts w:ascii="Inconsolata" w:hAnsi="Inconsolata"/>
@@ -17482,9 +17882,9 @@
           <w:szCs w:val="20"/>
           <w:lang w:val="en-US"/>
         </w:rPr>
-        <w:t>(</w:t>
-      </w:r>
-      <w:proofErr w:type="gramEnd"/>
+        <w:t>CI</w:t>
+      </w:r>
+      <w:proofErr w:type="spellEnd"/>
       <w:r>
         <w:rPr>
           <w:rFonts w:ascii="Inconsolata" w:hAnsi="Inconsolata"/>
@@ -17493,27 +17893,9 @@
           <w:szCs w:val="20"/>
           <w:lang w:val="en-US"/>
         </w:rPr>
-        <w:t>)</w:t>
-      </w:r>
-      <w:r>
-        <w:rPr>
-          <w:rFonts w:asciiTheme="majorHAnsi" w:hAnsiTheme="majorHAnsi"/>
-          <w:sz w:val="20"/>
-          <w:szCs w:val="20"/>
-          <w:lang w:val="en-US"/>
-        </w:rPr>
-        <w:t xml:space="preserve"> i</w:t>
-      </w:r>
-      <w:r>
-        <w:rPr>
-          <w:rFonts w:asciiTheme="majorHAnsi" w:hAnsiTheme="majorHAnsi"/>
-          <w:sz w:val="20"/>
-          <w:szCs w:val="20"/>
-          <w:lang w:val="en-US"/>
-        </w:rPr>
-        <w:t xml:space="preserve">s to centralize confidence-interval formatting. Instead of repeatedly combining </w:t>
-      </w:r>
-      <w:proofErr w:type="gramStart"/>
+        <w:t>(</w:t>
+      </w:r>
+      <w:proofErr w:type="gramEnd"/>
       <w:r>
         <w:rPr>
           <w:rFonts w:ascii="Inconsolata" w:hAnsi="Inconsolata"/>
@@ -17522,8 +17904,28 @@
           <w:szCs w:val="20"/>
           <w:lang w:val="en-US"/>
         </w:rPr>
-        <w:t>Fm</w:t>
-      </w:r>
+        <w:t>)</w:t>
+      </w:r>
+      <w:r>
+        <w:rPr>
+          <w:rFonts w:asciiTheme="majorHAnsi" w:hAnsiTheme="majorHAnsi"/>
+          <w:sz w:val="20"/>
+          <w:szCs w:val="20"/>
+          <w:lang w:val="en-US"/>
+        </w:rPr>
+        <w:t xml:space="preserve"> i</w:t>
+      </w:r>
+      <w:r>
+        <w:rPr>
+          <w:rFonts w:asciiTheme="majorHAnsi" w:hAnsiTheme="majorHAnsi"/>
+          <w:sz w:val="20"/>
+          <w:szCs w:val="20"/>
+          <w:lang w:val="en-US"/>
+        </w:rPr>
+        <w:t xml:space="preserve">s to centralize confidence-interval formatting. Instead of repeatedly combining </w:t>
+      </w:r>
+      <w:proofErr w:type="spellStart"/>
+      <w:proofErr w:type="gramStart"/>
       <w:r>
         <w:rPr>
           <w:rFonts w:ascii="Inconsolata" w:hAnsi="Inconsolata"/>
@@ -17532,9 +17934,9 @@
           <w:szCs w:val="20"/>
           <w:lang w:val="en-US"/>
         </w:rPr>
-        <w:t>(</w:t>
-      </w:r>
-      <w:proofErr w:type="gramEnd"/>
+        <w:t>fm</w:t>
+      </w:r>
+      <w:proofErr w:type="spellEnd"/>
       <w:r>
         <w:rPr>
           <w:rFonts w:ascii="Inconsolata" w:hAnsi="Inconsolata"/>
@@ -17543,8 +17945,9 @@
           <w:szCs w:val="20"/>
           <w:lang w:val="en-US"/>
         </w:rPr>
-        <w:t>)</w:t>
-      </w:r>
+        <w:t>(</w:t>
+      </w:r>
+      <w:proofErr w:type="gramEnd"/>
       <w:r>
         <w:rPr>
           <w:rFonts w:ascii="Inconsolata" w:hAnsi="Inconsolata"/>
@@ -17553,6 +17956,16 @@
           <w:szCs w:val="20"/>
           <w:lang w:val="en-US"/>
         </w:rPr>
+        <w:t>)</w:t>
+      </w:r>
+      <w:r>
+        <w:rPr>
+          <w:rFonts w:ascii="Inconsolata" w:hAnsi="Inconsolata"/>
+          <w:bCs/>
+          <w:sz w:val="20"/>
+          <w:szCs w:val="20"/>
+          <w:lang w:val="en-US"/>
+        </w:rPr>
         <w:t xml:space="preserve">, </w:t>
       </w:r>
       <w:proofErr w:type="gramStart"/>
@@ -17634,9 +18047,8 @@
           <w:szCs w:val="20"/>
           <w:lang w:val="en-US"/>
         </w:rPr>
-        <w:t>FmCI</w:t>
-      </w:r>
-      <w:proofErr w:type="spellEnd"/>
+        <w:t>fm</w:t>
+      </w:r>
       <w:r>
         <w:rPr>
           <w:rFonts w:ascii="Inconsolata" w:hAnsi="Inconsolata"/>
@@ -17645,9 +18057,9 @@
           <w:szCs w:val="20"/>
           <w:lang w:val="en-US"/>
         </w:rPr>
-        <w:t>(</w:t>
-      </w:r>
-      <w:proofErr w:type="gramEnd"/>
+        <w:t>CI</w:t>
+      </w:r>
+      <w:proofErr w:type="spellEnd"/>
       <w:r>
         <w:rPr>
           <w:rFonts w:ascii="Inconsolata" w:hAnsi="Inconsolata"/>
@@ -17656,6 +18068,17 @@
           <w:szCs w:val="20"/>
           <w:lang w:val="en-US"/>
         </w:rPr>
+        <w:t>(</w:t>
+      </w:r>
+      <w:proofErr w:type="gramEnd"/>
+      <w:r>
+        <w:rPr>
+          <w:rFonts w:ascii="Inconsolata" w:hAnsi="Inconsolata"/>
+          <w:bCs/>
+          <w:sz w:val="20"/>
+          <w:szCs w:val="20"/>
+          <w:lang w:val="en-US"/>
+        </w:rPr>
         <w:t>)</w:t>
       </w:r>
       <w:r>
@@ -17695,6 +18118,7 @@
           <w:szCs w:val="20"/>
           <w:lang w:val="en-US"/>
         </w:rPr>
+        <w:lastRenderedPageBreak/>
         <w:t xml:space="preserve">By default, </w:t>
       </w:r>
       <w:proofErr w:type="spellStart"/>
@@ -17707,9 +18131,8 @@
           <w:szCs w:val="20"/>
           <w:lang w:val="en-US"/>
         </w:rPr>
-        <w:t>FmCI</w:t>
-      </w:r>
-      <w:proofErr w:type="spellEnd"/>
+        <w:t>fm</w:t>
+      </w:r>
       <w:r>
         <w:rPr>
           <w:rFonts w:ascii="Inconsolata" w:hAnsi="Inconsolata"/>
@@ -17718,9 +18141,9 @@
           <w:szCs w:val="20"/>
           <w:lang w:val="en-US"/>
         </w:rPr>
-        <w:t>(</w:t>
-      </w:r>
-      <w:proofErr w:type="gramEnd"/>
+        <w:t>CI</w:t>
+      </w:r>
+      <w:proofErr w:type="spellEnd"/>
       <w:r>
         <w:rPr>
           <w:rFonts w:ascii="Inconsolata" w:hAnsi="Inconsolata"/>
@@ -17729,6 +18152,17 @@
           <w:szCs w:val="20"/>
           <w:lang w:val="en-US"/>
         </w:rPr>
+        <w:t>(</w:t>
+      </w:r>
+      <w:proofErr w:type="gramEnd"/>
+      <w:r>
+        <w:rPr>
+          <w:rFonts w:ascii="Inconsolata" w:hAnsi="Inconsolata"/>
+          <w:bCs/>
+          <w:sz w:val="20"/>
+          <w:szCs w:val="20"/>
+          <w:lang w:val="en-US"/>
+        </w:rPr>
         <w:t>)</w:t>
       </w:r>
       <w:r>
@@ -17854,7 +18288,6 @@
           <w:szCs w:val="20"/>
           <w:lang w:val="en-US"/>
         </w:rPr>
-        <w:lastRenderedPageBreak/>
         <w:t>This behavior covers the most common reporting situations without requiring any additional arguments.</w:t>
       </w:r>
     </w:p>
@@ -17940,7 +18373,17 @@
           <w:szCs w:val="20"/>
           <w:lang w:val="en-US"/>
         </w:rPr>
-        <w:t>FmCI</w:t>
+        <w:t>fm</w:t>
+      </w:r>
+      <w:r>
+        <w:rPr>
+          <w:rFonts w:ascii="Inconsolata" w:hAnsi="Inconsolata"/>
+          <w:bCs/>
+          <w:sz w:val="20"/>
+          <w:szCs w:val="20"/>
+          <w:lang w:val="en-US"/>
+        </w:rPr>
+        <w:t>CI</w:t>
       </w:r>
       <w:proofErr w:type="spellEnd"/>
       <w:r>
@@ -18294,6 +18737,7 @@
               </w:rPr>
               <w:t xml:space="preserve">Additional arguments forwarded to </w:t>
             </w:r>
+            <w:proofErr w:type="spellStart"/>
             <w:proofErr w:type="gramStart"/>
             <w:r>
               <w:rPr>
@@ -18303,7 +18747,18 @@
                 <w:szCs w:val="18"/>
                 <w:lang w:val="en-US" w:eastAsia="de-CH"/>
               </w:rPr>
-              <w:t>Fm(</w:t>
+              <w:t>fm</w:t>
+            </w:r>
+            <w:proofErr w:type="spellEnd"/>
+            <w:r>
+              <w:rPr>
+                <w:rFonts w:ascii="Frutiger LT Std 45 Light" w:eastAsia="Times New Roman" w:hAnsi="Frutiger LT Std 45 Light" w:cs="Times New Roman"/>
+                <w:color w:val="000000"/>
+                <w:sz w:val="18"/>
+                <w:szCs w:val="18"/>
+                <w:lang w:val="en-US" w:eastAsia="de-CH"/>
+              </w:rPr>
+              <w:t>(</w:t>
             </w:r>
             <w:proofErr w:type="gramEnd"/>
             <w:r>
@@ -18384,7 +18839,17 @@
           <w:szCs w:val="20"/>
           <w:lang w:val="en-US"/>
         </w:rPr>
-        <w:t>FmCI</w:t>
+        <w:t>f</w:t>
+      </w:r>
+      <w:r>
+        <w:rPr>
+          <w:rFonts w:ascii="Inconsolata" w:hAnsi="Inconsolata"/>
+          <w:bCs/>
+          <w:sz w:val="20"/>
+          <w:szCs w:val="20"/>
+          <w:lang w:val="en-US"/>
+        </w:rPr>
+        <w:t>mCI</w:t>
       </w:r>
       <w:proofErr w:type="spellEnd"/>
       <w:r>
@@ -18451,9 +18916,8 @@
           <w:szCs w:val="18"/>
           <w:lang w:val="en-US" w:eastAsia="de-CH"/>
         </w:rPr>
-        <w:t>FmCI</w:t>
-      </w:r>
-      <w:proofErr w:type="spellEnd"/>
+        <w:t>fm</w:t>
+      </w:r>
       <w:r>
         <w:rPr>
           <w:rFonts w:ascii="Inconsolata" w:eastAsia="Times New Roman" w:hAnsi="Inconsolata" w:cs="Times New Roman"/>
@@ -18462,9 +18926,9 @@
           <w:szCs w:val="18"/>
           <w:lang w:val="en-US" w:eastAsia="de-CH"/>
         </w:rPr>
-        <w:t>(c(</w:t>
-      </w:r>
-      <w:proofErr w:type="gramEnd"/>
+        <w:t>CI</w:t>
+      </w:r>
+      <w:proofErr w:type="spellEnd"/>
       <w:r>
         <w:rPr>
           <w:rFonts w:ascii="Inconsolata" w:eastAsia="Times New Roman" w:hAnsi="Inconsolata" w:cs="Times New Roman"/>
@@ -18473,9 +18937,9 @@
           <w:szCs w:val="18"/>
           <w:lang w:val="en-US" w:eastAsia="de-CH"/>
         </w:rPr>
-        <w:t>0.42, 0.30, 0.55</w:t>
-      </w:r>
-      <w:proofErr w:type="gramStart"/>
+        <w:t>(c(</w:t>
+      </w:r>
+      <w:proofErr w:type="gramEnd"/>
       <w:r>
         <w:rPr>
           <w:rFonts w:ascii="Inconsolata" w:eastAsia="Times New Roman" w:hAnsi="Inconsolata" w:cs="Times New Roman"/>
@@ -18484,7 +18948,7 @@
           <w:szCs w:val="18"/>
           <w:lang w:val="en-US" w:eastAsia="de-CH"/>
         </w:rPr>
-        <w:t>))</w:t>
+        <w:t>0.42, 0.30, 0.55))</w:t>
       </w:r>
       <w:r>
         <w:rPr>
@@ -18515,10 +18979,12 @@
           <w:lang w:val="en-US" w:eastAsia="de-CH"/>
         </w:rPr>
         <w:tab/>
-        <w:t>#</w:t>
-      </w:r>
-      <w:proofErr w:type="gramEnd"/>
-      <w:r>
+        <w:t># estimate and confidence interval</w:t>
+      </w:r>
+    </w:p>
+    <w:p>
+      <w:pPr>
+        <w:spacing w:after="120" w:line="276" w:lineRule="auto"/>
         <w:rPr>
           <w:rFonts w:ascii="Inconsolata" w:eastAsia="Times New Roman" w:hAnsi="Inconsolata" w:cs="Times New Roman"/>
           <w:color w:val="000000"/>
@@ -18526,12 +18992,18 @@
           <w:szCs w:val="18"/>
           <w:lang w:val="en-US" w:eastAsia="de-CH"/>
         </w:rPr>
-        <w:t xml:space="preserve"> estimate and confidence interval</w:t>
-      </w:r>
-    </w:p>
-    <w:p>
-      <w:pPr>
-        <w:spacing w:after="120" w:line="276" w:lineRule="auto"/>
+      </w:pPr>
+      <w:r>
+        <w:rPr>
+          <w:rFonts w:ascii="Inconsolata" w:eastAsia="Times New Roman" w:hAnsi="Inconsolata" w:cs="Times New Roman"/>
+          <w:color w:val="A6A6A6" w:themeColor="background1" w:themeShade="A6"/>
+          <w:sz w:val="18"/>
+          <w:szCs w:val="18"/>
+          <w:lang w:val="en-US" w:eastAsia="de-CH"/>
+        </w:rPr>
+        <w:t xml:space="preserve">## </w:t>
+      </w:r>
+      <w:r>
         <w:rPr>
           <w:rFonts w:ascii="Inconsolata" w:eastAsia="Times New Roman" w:hAnsi="Inconsolata" w:cs="Times New Roman"/>
           <w:color w:val="000000"/>
@@ -18539,6 +19011,148 @@
           <w:szCs w:val="18"/>
           <w:lang w:val="en-US" w:eastAsia="de-CH"/>
         </w:rPr>
+        <w:t>0.42 [0.30, 0.55]</w:t>
+      </w:r>
+    </w:p>
+    <w:p>
+      <w:pPr>
+        <w:spacing w:after="120" w:line="276" w:lineRule="auto"/>
+        <w:rPr>
+          <w:rFonts w:ascii="Inconsolata" w:eastAsia="Times New Roman" w:hAnsi="Inconsolata" w:cs="Times New Roman"/>
+          <w:color w:val="000000"/>
+          <w:sz w:val="18"/>
+          <w:szCs w:val="18"/>
+          <w:lang w:val="en-US" w:eastAsia="de-CH"/>
+        </w:rPr>
+      </w:pPr>
+      <w:proofErr w:type="spellStart"/>
+      <w:proofErr w:type="gramStart"/>
+      <w:r>
+        <w:rPr>
+          <w:rFonts w:ascii="Inconsolata" w:eastAsia="Times New Roman" w:hAnsi="Inconsolata" w:cs="Times New Roman"/>
+          <w:color w:val="000000"/>
+          <w:sz w:val="18"/>
+          <w:szCs w:val="18"/>
+          <w:lang w:val="en-US" w:eastAsia="de-CH"/>
+        </w:rPr>
+        <w:t>fm</w:t>
+      </w:r>
+      <w:r>
+        <w:rPr>
+          <w:rFonts w:ascii="Inconsolata" w:eastAsia="Times New Roman" w:hAnsi="Inconsolata" w:cs="Times New Roman"/>
+          <w:color w:val="000000"/>
+          <w:sz w:val="18"/>
+          <w:szCs w:val="18"/>
+          <w:lang w:val="en-US" w:eastAsia="de-CH"/>
+        </w:rPr>
+        <w:t>CI</w:t>
+      </w:r>
+      <w:proofErr w:type="spellEnd"/>
+      <w:r>
+        <w:rPr>
+          <w:rFonts w:ascii="Inconsolata" w:eastAsia="Times New Roman" w:hAnsi="Inconsolata" w:cs="Times New Roman"/>
+          <w:color w:val="000000"/>
+          <w:sz w:val="18"/>
+          <w:szCs w:val="18"/>
+          <w:lang w:val="en-US" w:eastAsia="de-CH"/>
+        </w:rPr>
+        <w:t>(c(</w:t>
+      </w:r>
+      <w:proofErr w:type="gramEnd"/>
+      <w:r>
+        <w:rPr>
+          <w:rFonts w:ascii="Inconsolata" w:eastAsia="Times New Roman" w:hAnsi="Inconsolata" w:cs="Times New Roman"/>
+          <w:color w:val="000000"/>
+          <w:sz w:val="18"/>
+          <w:szCs w:val="18"/>
+          <w:lang w:val="en-US" w:eastAsia="de-CH"/>
+        </w:rPr>
+        <w:t>0.30, 0.55</w:t>
+      </w:r>
+      <w:proofErr w:type="gramStart"/>
+      <w:r>
+        <w:rPr>
+          <w:rFonts w:ascii="Inconsolata" w:eastAsia="Times New Roman" w:hAnsi="Inconsolata" w:cs="Times New Roman"/>
+          <w:color w:val="000000"/>
+          <w:sz w:val="18"/>
+          <w:szCs w:val="18"/>
+          <w:lang w:val="en-US" w:eastAsia="de-CH"/>
+        </w:rPr>
+        <w:t>))</w:t>
+      </w:r>
+      <w:r>
+        <w:rPr>
+          <w:rFonts w:ascii="Inconsolata" w:eastAsia="Times New Roman" w:hAnsi="Inconsolata" w:cs="Times New Roman"/>
+          <w:color w:val="000000"/>
+          <w:sz w:val="18"/>
+          <w:szCs w:val="18"/>
+          <w:lang w:val="en-US" w:eastAsia="de-CH"/>
+        </w:rPr>
+        <w:tab/>
+      </w:r>
+      <w:r>
+        <w:rPr>
+          <w:rFonts w:ascii="Inconsolata" w:eastAsia="Times New Roman" w:hAnsi="Inconsolata" w:cs="Times New Roman"/>
+          <w:color w:val="000000"/>
+          <w:sz w:val="18"/>
+          <w:szCs w:val="18"/>
+          <w:lang w:val="en-US" w:eastAsia="de-CH"/>
+        </w:rPr>
+        <w:tab/>
+      </w:r>
+      <w:r>
+        <w:rPr>
+          <w:rFonts w:ascii="Inconsolata" w:eastAsia="Times New Roman" w:hAnsi="Inconsolata" w:cs="Times New Roman"/>
+          <w:color w:val="000000"/>
+          <w:sz w:val="18"/>
+          <w:szCs w:val="18"/>
+          <w:lang w:val="en-US" w:eastAsia="de-CH"/>
+        </w:rPr>
+        <w:tab/>
+      </w:r>
+      <w:r>
+        <w:rPr>
+          <w:rFonts w:ascii="Inconsolata" w:eastAsia="Times New Roman" w:hAnsi="Inconsolata" w:cs="Times New Roman"/>
+          <w:color w:val="000000"/>
+          <w:sz w:val="18"/>
+          <w:szCs w:val="18"/>
+          <w:lang w:val="en-US" w:eastAsia="de-CH"/>
+        </w:rPr>
+        <w:tab/>
+        <w:t>#</w:t>
+      </w:r>
+      <w:proofErr w:type="gramEnd"/>
+      <w:r>
+        <w:rPr>
+          <w:rFonts w:ascii="Inconsolata" w:eastAsia="Times New Roman" w:hAnsi="Inconsolata" w:cs="Times New Roman"/>
+          <w:color w:val="000000"/>
+          <w:sz w:val="18"/>
+          <w:szCs w:val="18"/>
+          <w:lang w:val="en-US" w:eastAsia="de-CH"/>
+        </w:rPr>
+        <w:t xml:space="preserve"> confidence interval o</w:t>
+      </w:r>
+      <w:r>
+        <w:rPr>
+          <w:rFonts w:ascii="Inconsolata" w:eastAsia="Times New Roman" w:hAnsi="Inconsolata" w:cs="Times New Roman"/>
+          <w:color w:val="000000"/>
+          <w:sz w:val="18"/>
+          <w:szCs w:val="18"/>
+          <w:lang w:val="en-US" w:eastAsia="de-CH"/>
+        </w:rPr>
+        <w:t>nly</w:t>
+      </w:r>
+    </w:p>
+    <w:p>
+      <w:pPr>
+        <w:spacing w:after="120" w:line="276" w:lineRule="auto"/>
+        <w:rPr>
+          <w:rFonts w:ascii="Inconsolata" w:eastAsia="Times New Roman" w:hAnsi="Inconsolata" w:cs="Times New Roman"/>
+          <w:color w:val="000000"/>
+          <w:sz w:val="18"/>
+          <w:szCs w:val="18"/>
+          <w:lang w:val="en-US" w:eastAsia="de-CH"/>
+        </w:rPr>
       </w:pPr>
       <w:r>
         <w:rPr>
@@ -18558,7 +19172,7 @@
           <w:szCs w:val="18"/>
           <w:lang w:val="en-US" w:eastAsia="de-CH"/>
         </w:rPr>
-        <w:t>0.42 [0.30, 0.55]</w:t>
+        <w:t>[0.30, 0.55]</w:t>
       </w:r>
     </w:p>
     <w:p>
@@ -18582,9 +19196,8 @@
           <w:szCs w:val="18"/>
           <w:lang w:val="en-US" w:eastAsia="de-CH"/>
         </w:rPr>
-        <w:t>FmCI</w:t>
-      </w:r>
-      <w:proofErr w:type="spellEnd"/>
+        <w:t>fm</w:t>
+      </w:r>
       <w:r>
         <w:rPr>
           <w:rFonts w:ascii="Inconsolata" w:eastAsia="Times New Roman" w:hAnsi="Inconsolata" w:cs="Times New Roman"/>
@@ -18593,9 +19206,9 @@
           <w:szCs w:val="18"/>
           <w:lang w:val="en-US" w:eastAsia="de-CH"/>
         </w:rPr>
-        <w:t>(c(</w:t>
-      </w:r>
-      <w:proofErr w:type="gramEnd"/>
+        <w:t>CI</w:t>
+      </w:r>
+      <w:proofErr w:type="spellEnd"/>
       <w:r>
         <w:rPr>
           <w:rFonts w:ascii="Inconsolata" w:eastAsia="Times New Roman" w:hAnsi="Inconsolata" w:cs="Times New Roman"/>
@@ -18604,9 +19217,9 @@
           <w:szCs w:val="18"/>
           <w:lang w:val="en-US" w:eastAsia="de-CH"/>
         </w:rPr>
-        <w:t>0.30, 0.55</w:t>
-      </w:r>
-      <w:proofErr w:type="gramStart"/>
+        <w:t>(c(</w:t>
+      </w:r>
+      <w:proofErr w:type="gramEnd"/>
       <w:r>
         <w:rPr>
           <w:rFonts w:ascii="Inconsolata" w:eastAsia="Times New Roman" w:hAnsi="Inconsolata" w:cs="Times New Roman"/>
@@ -18615,7 +19228,7 @@
           <w:szCs w:val="18"/>
           <w:lang w:val="en-US" w:eastAsia="de-CH"/>
         </w:rPr>
-        <w:t>))</w:t>
+        <w:t xml:space="preserve">0.42, 0.30, 0.55), </w:t>
       </w:r>
       <w:r>
         <w:rPr>
@@ -18646,6 +19259,7 @@
           <w:lang w:val="en-US" w:eastAsia="de-CH"/>
         </w:rPr>
         <w:tab/>
+        <w:t># custom output template</w:t>
       </w:r>
       <w:r>
         <w:rPr>
@@ -18656,9 +19270,7 @@
           <w:lang w:val="en-US" w:eastAsia="de-CH"/>
         </w:rPr>
         <w:tab/>
-        <w:t>#</w:t>
-      </w:r>
-      <w:proofErr w:type="gramEnd"/>
+      </w:r>
       <w:r>
         <w:rPr>
           <w:rFonts w:ascii="Inconsolata" w:eastAsia="Times New Roman" w:hAnsi="Inconsolata" w:cs="Times New Roman"/>
@@ -18667,7 +19279,7 @@
           <w:szCs w:val="18"/>
           <w:lang w:val="en-US" w:eastAsia="de-CH"/>
         </w:rPr>
-        <w:t xml:space="preserve"> confidence interval o</w:t>
+        <w:tab/>
       </w:r>
       <w:r>
         <w:rPr>
@@ -18677,12 +19289,11 @@
           <w:szCs w:val="18"/>
           <w:lang w:val="en-US" w:eastAsia="de-CH"/>
         </w:rPr>
-        <w:t>nly</w:t>
-      </w:r>
-    </w:p>
-    <w:p>
-      <w:pPr>
-        <w:spacing w:after="120" w:line="276" w:lineRule="auto"/>
+        <w:br/>
+        <w:t xml:space="preserve">     </w:t>
+      </w:r>
+      <w:proofErr w:type="spellStart"/>
+      <w:r>
         <w:rPr>
           <w:rFonts w:ascii="Inconsolata" w:eastAsia="Times New Roman" w:hAnsi="Inconsolata" w:cs="Times New Roman"/>
           <w:color w:val="000000"/>
@@ -18690,6 +19301,30 @@
           <w:szCs w:val="18"/>
           <w:lang w:val="en-US" w:eastAsia="de-CH"/>
         </w:rPr>
+        <w:t>template</w:t>
+      </w:r>
+      <w:proofErr w:type="spellEnd"/>
+      <w:r>
+        <w:rPr>
+          <w:rFonts w:ascii="Inconsolata" w:eastAsia="Times New Roman" w:hAnsi="Inconsolata" w:cs="Times New Roman"/>
+          <w:color w:val="000000"/>
+          <w:sz w:val="18"/>
+          <w:szCs w:val="18"/>
+          <w:lang w:val="en-US" w:eastAsia="de-CH"/>
+        </w:rPr>
+        <w:t xml:space="preserve"> = "%s (%s–%s)", digits = 1)</w:t>
+      </w:r>
+    </w:p>
+    <w:p>
+      <w:pPr>
+        <w:spacing w:after="120" w:line="276" w:lineRule="auto"/>
+        <w:rPr>
+          <w:rFonts w:ascii="Inconsolata" w:eastAsia="Times New Roman" w:hAnsi="Inconsolata" w:cs="Times New Roman"/>
+          <w:color w:val="000000"/>
+          <w:sz w:val="18"/>
+          <w:szCs w:val="18"/>
+          <w:lang w:val="en-US" w:eastAsia="de-CH"/>
+        </w:rPr>
       </w:pPr>
       <w:r>
         <w:rPr>
@@ -18709,168 +19344,6 @@
           <w:szCs w:val="18"/>
           <w:lang w:val="en-US" w:eastAsia="de-CH"/>
         </w:rPr>
-        <w:t>[0.30, 0.55]</w:t>
-      </w:r>
-    </w:p>
-    <w:p>
-      <w:pPr>
-        <w:spacing w:after="120" w:line="276" w:lineRule="auto"/>
-        <w:rPr>
-          <w:rFonts w:ascii="Inconsolata" w:eastAsia="Times New Roman" w:hAnsi="Inconsolata" w:cs="Times New Roman"/>
-          <w:color w:val="000000"/>
-          <w:sz w:val="18"/>
-          <w:szCs w:val="18"/>
-          <w:lang w:val="en-US" w:eastAsia="de-CH"/>
-        </w:rPr>
-      </w:pPr>
-      <w:proofErr w:type="spellStart"/>
-      <w:proofErr w:type="gramStart"/>
-      <w:r>
-        <w:rPr>
-          <w:rFonts w:ascii="Inconsolata" w:eastAsia="Times New Roman" w:hAnsi="Inconsolata" w:cs="Times New Roman"/>
-          <w:color w:val="000000"/>
-          <w:sz w:val="18"/>
-          <w:szCs w:val="18"/>
-          <w:lang w:val="en-US" w:eastAsia="de-CH"/>
-        </w:rPr>
-        <w:t>FmCI</w:t>
-      </w:r>
-      <w:proofErr w:type="spellEnd"/>
-      <w:r>
-        <w:rPr>
-          <w:rFonts w:ascii="Inconsolata" w:eastAsia="Times New Roman" w:hAnsi="Inconsolata" w:cs="Times New Roman"/>
-          <w:color w:val="000000"/>
-          <w:sz w:val="18"/>
-          <w:szCs w:val="18"/>
-          <w:lang w:val="en-US" w:eastAsia="de-CH"/>
-        </w:rPr>
-        <w:t>(c(</w:t>
-      </w:r>
-      <w:proofErr w:type="gramEnd"/>
-      <w:r>
-        <w:rPr>
-          <w:rFonts w:ascii="Inconsolata" w:eastAsia="Times New Roman" w:hAnsi="Inconsolata" w:cs="Times New Roman"/>
-          <w:color w:val="000000"/>
-          <w:sz w:val="18"/>
-          <w:szCs w:val="18"/>
-          <w:lang w:val="en-US" w:eastAsia="de-CH"/>
-        </w:rPr>
-        <w:t xml:space="preserve">0.42, 0.30, 0.55), </w:t>
-      </w:r>
-      <w:r>
-        <w:rPr>
-          <w:rFonts w:ascii="Inconsolata" w:eastAsia="Times New Roman" w:hAnsi="Inconsolata" w:cs="Times New Roman"/>
-          <w:color w:val="000000"/>
-          <w:sz w:val="18"/>
-          <w:szCs w:val="18"/>
-          <w:lang w:val="en-US" w:eastAsia="de-CH"/>
-        </w:rPr>
-        <w:tab/>
-      </w:r>
-      <w:r>
-        <w:rPr>
-          <w:rFonts w:ascii="Inconsolata" w:eastAsia="Times New Roman" w:hAnsi="Inconsolata" w:cs="Times New Roman"/>
-          <w:color w:val="000000"/>
-          <w:sz w:val="18"/>
-          <w:szCs w:val="18"/>
-          <w:lang w:val="en-US" w:eastAsia="de-CH"/>
-        </w:rPr>
-        <w:tab/>
-      </w:r>
-      <w:r>
-        <w:rPr>
-          <w:rFonts w:ascii="Inconsolata" w:eastAsia="Times New Roman" w:hAnsi="Inconsolata" w:cs="Times New Roman"/>
-          <w:color w:val="000000"/>
-          <w:sz w:val="18"/>
-          <w:szCs w:val="18"/>
-          <w:lang w:val="en-US" w:eastAsia="de-CH"/>
-        </w:rPr>
-        <w:tab/>
-        <w:t># custom output template</w:t>
-      </w:r>
-      <w:r>
-        <w:rPr>
-          <w:rFonts w:ascii="Inconsolata" w:eastAsia="Times New Roman" w:hAnsi="Inconsolata" w:cs="Times New Roman"/>
-          <w:color w:val="000000"/>
-          <w:sz w:val="18"/>
-          <w:szCs w:val="18"/>
-          <w:lang w:val="en-US" w:eastAsia="de-CH"/>
-        </w:rPr>
-        <w:tab/>
-      </w:r>
-      <w:r>
-        <w:rPr>
-          <w:rFonts w:ascii="Inconsolata" w:eastAsia="Times New Roman" w:hAnsi="Inconsolata" w:cs="Times New Roman"/>
-          <w:color w:val="000000"/>
-          <w:sz w:val="18"/>
-          <w:szCs w:val="18"/>
-          <w:lang w:val="en-US" w:eastAsia="de-CH"/>
-        </w:rPr>
-        <w:tab/>
-      </w:r>
-      <w:r>
-        <w:rPr>
-          <w:rFonts w:ascii="Inconsolata" w:eastAsia="Times New Roman" w:hAnsi="Inconsolata" w:cs="Times New Roman"/>
-          <w:color w:val="000000"/>
-          <w:sz w:val="18"/>
-          <w:szCs w:val="18"/>
-          <w:lang w:val="en-US" w:eastAsia="de-CH"/>
-        </w:rPr>
-        <w:br/>
-        <w:t xml:space="preserve">     </w:t>
-      </w:r>
-      <w:proofErr w:type="spellStart"/>
-      <w:r>
-        <w:rPr>
-          <w:rFonts w:ascii="Inconsolata" w:eastAsia="Times New Roman" w:hAnsi="Inconsolata" w:cs="Times New Roman"/>
-          <w:color w:val="000000"/>
-          <w:sz w:val="18"/>
-          <w:szCs w:val="18"/>
-          <w:lang w:val="en-US" w:eastAsia="de-CH"/>
-        </w:rPr>
-        <w:t>template</w:t>
-      </w:r>
-      <w:proofErr w:type="spellEnd"/>
-      <w:r>
-        <w:rPr>
-          <w:rFonts w:ascii="Inconsolata" w:eastAsia="Times New Roman" w:hAnsi="Inconsolata" w:cs="Times New Roman"/>
-          <w:color w:val="000000"/>
-          <w:sz w:val="18"/>
-          <w:szCs w:val="18"/>
-          <w:lang w:val="en-US" w:eastAsia="de-CH"/>
-        </w:rPr>
-        <w:t xml:space="preserve"> = "%s (%s–%s)", digits = 1)</w:t>
-      </w:r>
-    </w:p>
-    <w:p>
-      <w:pPr>
-        <w:spacing w:after="120" w:line="276" w:lineRule="auto"/>
-        <w:rPr>
-          <w:rFonts w:ascii="Inconsolata" w:eastAsia="Times New Roman" w:hAnsi="Inconsolata" w:cs="Times New Roman"/>
-          <w:color w:val="000000"/>
-          <w:sz w:val="18"/>
-          <w:szCs w:val="18"/>
-          <w:lang w:val="en-US" w:eastAsia="de-CH"/>
-        </w:rPr>
-      </w:pPr>
-      <w:r>
-        <w:rPr>
-          <w:rFonts w:ascii="Inconsolata" w:eastAsia="Times New Roman" w:hAnsi="Inconsolata" w:cs="Times New Roman"/>
-          <w:color w:val="A6A6A6" w:themeColor="background1" w:themeShade="A6"/>
-          <w:sz w:val="18"/>
-          <w:szCs w:val="18"/>
-          <w:lang w:val="en-US" w:eastAsia="de-CH"/>
-        </w:rPr>
-        <w:t xml:space="preserve">## </w:t>
-      </w:r>
-      <w:r>
-        <w:rPr>
-          <w:rFonts w:ascii="Inconsolata" w:eastAsia="Times New Roman" w:hAnsi="Inconsolata" w:cs="Times New Roman"/>
-          <w:color w:val="000000"/>
-          <w:sz w:val="18"/>
-          <w:szCs w:val="18"/>
-          <w:lang w:val="en-US" w:eastAsia="de-CH"/>
-        </w:rPr>
         <w:t>0.4 (0.3–0.6)</w:t>
       </w:r>
     </w:p>
@@ -19161,7 +19634,16 @@
           <w:szCs w:val="18"/>
           <w:lang w:val="en-GB"/>
         </w:rPr>
-        <w:t>PairApply</w:t>
+        <w:t>p</w:t>
+      </w:r>
+      <w:r>
+        <w:rPr>
+          <w:rFonts w:ascii="Inconsolata" w:hAnsi="Inconsolata"/>
+          <w:sz w:val="18"/>
+          <w:szCs w:val="18"/>
+          <w:lang w:val="en-GB"/>
+        </w:rPr>
+        <w:t>airApply</w:t>
       </w:r>
       <w:proofErr w:type="spellEnd"/>
       <w:r>
@@ -19339,7 +19821,7 @@
           <w:rFonts w:ascii="Inconsolata" w:hAnsi="Inconsolata"/>
           <w:sz w:val="18"/>
           <w:szCs w:val="18"/>
-          <w:lang w:val="en-GB"/>
+          <w:lang w:val="fr-CH"/>
         </w:rPr>
       </w:pPr>
     </w:p>
@@ -19363,142 +19845,121 @@
           <w:szCs w:val="18"/>
           <w:lang w:val="en-GB"/>
         </w:rPr>
-        <w:t xml:space="preserve"># </w:t>
-      </w:r>
+        <w:t># use only upper diagonal matrix only</w:t>
+      </w:r>
+    </w:p>
+    <w:p>
+      <w:pPr>
+        <w:spacing w:line="276" w:lineRule="auto"/>
+        <w:jc w:val="both"/>
+        <w:rPr>
+          <w:rFonts w:ascii="Inconsolata" w:hAnsi="Inconsolata"/>
+          <w:sz w:val="18"/>
+          <w:szCs w:val="18"/>
+          <w:lang w:val="en-GB"/>
+        </w:rPr>
+      </w:pPr>
       <w:proofErr w:type="gramStart"/>
       <w:r>
+        <w:rPr>
+          <w:rFonts w:ascii="Inconsolata" w:hAnsi="Inconsolata"/>
+          <w:sz w:val="18"/>
+          <w:szCs w:val="18"/>
+          <w:lang w:val="en-GB"/>
+        </w:rPr>
+        <w:t>m[</w:t>
+      </w:r>
+      <w:proofErr w:type="spellStart"/>
+      <w:r>
+        <w:rPr>
+          <w:rFonts w:ascii="Inconsolata" w:hAnsi="Inconsolata"/>
+          <w:sz w:val="18"/>
+          <w:szCs w:val="18"/>
+          <w:lang w:val="en-GB"/>
+        </w:rPr>
+        <w:t>lower.tri</w:t>
+      </w:r>
+      <w:proofErr w:type="spellEnd"/>
+      <w:r>
+        <w:rPr>
+          <w:rFonts w:ascii="Inconsolata" w:hAnsi="Inconsolata"/>
+          <w:sz w:val="18"/>
+          <w:szCs w:val="18"/>
+          <w:lang w:val="en-GB"/>
+        </w:rPr>
+        <w:t>(</w:t>
+      </w:r>
+      <w:proofErr w:type="gramEnd"/>
+      <w:r>
+        <w:rPr>
+          <w:rFonts w:ascii="Inconsolata" w:hAnsi="Inconsolata"/>
+          <w:sz w:val="18"/>
+          <w:szCs w:val="18"/>
+          <w:lang w:val="en-GB"/>
+        </w:rPr>
+        <w:t xml:space="preserve">m, </w:t>
+      </w:r>
+      <w:proofErr w:type="spellStart"/>
+      <w:r>
+        <w:rPr>
+          <w:rFonts w:ascii="Inconsolata" w:hAnsi="Inconsolata"/>
+          <w:sz w:val="18"/>
+          <w:szCs w:val="18"/>
+          <w:lang w:val="en-GB"/>
+        </w:rPr>
+        <w:t>diag</w:t>
+      </w:r>
+      <w:proofErr w:type="spellEnd"/>
+      <w:r>
+        <w:rPr>
+          <w:rFonts w:ascii="Inconsolata" w:hAnsi="Inconsolata"/>
+          <w:sz w:val="18"/>
+          <w:szCs w:val="18"/>
+          <w:lang w:val="en-GB"/>
+        </w:rPr>
+        <w:t xml:space="preserve"> = TRUE)] &lt;- NA</w:t>
+      </w:r>
+    </w:p>
+    <w:p>
+      <w:pPr>
+        <w:spacing w:line="276" w:lineRule="auto"/>
+        <w:jc w:val="both"/>
+        <w:rPr>
+          <w:rFonts w:ascii="Inconsolata" w:hAnsi="Inconsolata"/>
+          <w:sz w:val="18"/>
+          <w:szCs w:val="18"/>
+          <w:lang w:val="en-US"/>
+        </w:rPr>
+      </w:pPr>
+    </w:p>
+    <w:p>
+      <w:pPr>
+        <w:spacing w:line="276" w:lineRule="auto"/>
+        <w:jc w:val="both"/>
         <w:rPr>
           <w:rFonts w:ascii="Inconsolata" w:hAnsi="Inconsolata"/>
           <w:color w:val="76923C" w:themeColor="accent3" w:themeShade="BF"/>
           <w:sz w:val="18"/>
           <w:szCs w:val="18"/>
-          <w:lang w:val="en-GB"/>
-        </w:rPr>
-        <w:t>use</w:t>
-      </w:r>
-      <w:proofErr w:type="gramEnd"/>
+        </w:rPr>
+      </w:pPr>
       <w:r>
         <w:rPr>
           <w:rFonts w:ascii="Inconsolata" w:hAnsi="Inconsolata"/>
           <w:color w:val="76923C" w:themeColor="accent3" w:themeShade="BF"/>
           <w:sz w:val="18"/>
           <w:szCs w:val="18"/>
-          <w:lang w:val="en-GB"/>
-        </w:rPr>
-        <w:t xml:space="preserve"> only upper diagonal matrix only</w:t>
-      </w:r>
-    </w:p>
-    <w:p>
-      <w:pPr>
-        <w:spacing w:line="276" w:lineRule="auto"/>
-        <w:jc w:val="both"/>
-        <w:rPr>
-          <w:rFonts w:ascii="Inconsolata" w:hAnsi="Inconsolata"/>
-          <w:sz w:val="18"/>
-          <w:szCs w:val="18"/>
-          <w:lang w:val="en-GB"/>
-        </w:rPr>
-      </w:pPr>
-      <w:proofErr w:type="gramStart"/>
-      <w:r>
-        <w:rPr>
-          <w:rFonts w:ascii="Inconsolata" w:hAnsi="Inconsolata"/>
-          <w:sz w:val="18"/>
-          <w:szCs w:val="18"/>
-          <w:lang w:val="en-GB"/>
-        </w:rPr>
-        <w:t>m[</w:t>
+        </w:rPr>
+        <w:t xml:space="preserve"># Format </w:t>
       </w:r>
       <w:proofErr w:type="spellStart"/>
       <w:r>
-        <w:rPr>
-          <w:rFonts w:ascii="Inconsolata" w:hAnsi="Inconsolata"/>
-          <w:sz w:val="18"/>
-          <w:szCs w:val="18"/>
-          <w:lang w:val="en-GB"/>
-        </w:rPr>
-        <w:t>lower.tri</w:t>
-      </w:r>
-      <w:proofErr w:type="spellEnd"/>
-      <w:r>
-        <w:rPr>
-          <w:rFonts w:ascii="Inconsolata" w:hAnsi="Inconsolata"/>
-          <w:sz w:val="18"/>
-          <w:szCs w:val="18"/>
-          <w:lang w:val="en-GB"/>
-        </w:rPr>
-        <w:t>(</w:t>
-      </w:r>
-      <w:proofErr w:type="gramEnd"/>
-      <w:r>
-        <w:rPr>
-          <w:rFonts w:ascii="Inconsolata" w:hAnsi="Inconsolata"/>
-          <w:sz w:val="18"/>
-          <w:szCs w:val="18"/>
-          <w:lang w:val="en-GB"/>
-        </w:rPr>
-        <w:t xml:space="preserve">m, </w:t>
-      </w:r>
-      <w:proofErr w:type="spellStart"/>
-      <w:r>
-        <w:rPr>
-          <w:rFonts w:ascii="Inconsolata" w:hAnsi="Inconsolata"/>
-          <w:sz w:val="18"/>
-          <w:szCs w:val="18"/>
-          <w:lang w:val="en-GB"/>
-        </w:rPr>
-        <w:t>diag</w:t>
-      </w:r>
-      <w:proofErr w:type="spellEnd"/>
-      <w:r>
-        <w:rPr>
-          <w:rFonts w:ascii="Inconsolata" w:hAnsi="Inconsolata"/>
-          <w:sz w:val="18"/>
-          <w:szCs w:val="18"/>
-          <w:lang w:val="en-GB"/>
-        </w:rPr>
-        <w:t xml:space="preserve"> = TRUE)] &lt;- NA</w:t>
-      </w:r>
-    </w:p>
-    <w:p>
-      <w:pPr>
-        <w:spacing w:line="276" w:lineRule="auto"/>
-        <w:jc w:val="both"/>
-        <w:rPr>
-          <w:rFonts w:ascii="Inconsolata" w:hAnsi="Inconsolata"/>
-          <w:sz w:val="18"/>
-          <w:szCs w:val="18"/>
-        </w:rPr>
-      </w:pPr>
-    </w:p>
-    <w:p>
-      <w:pPr>
-        <w:spacing w:line="276" w:lineRule="auto"/>
-        <w:jc w:val="both"/>
         <w:rPr>
           <w:rFonts w:ascii="Inconsolata" w:hAnsi="Inconsolata"/>
           <w:color w:val="76923C" w:themeColor="accent3" w:themeShade="BF"/>
           <w:sz w:val="18"/>
           <w:szCs w:val="18"/>
         </w:rPr>
-      </w:pPr>
-      <w:r>
-        <w:rPr>
-          <w:rFonts w:ascii="Inconsolata" w:hAnsi="Inconsolata"/>
-          <w:color w:val="76923C" w:themeColor="accent3" w:themeShade="BF"/>
-          <w:sz w:val="18"/>
-          <w:szCs w:val="18"/>
-        </w:rPr>
-        <w:t xml:space="preserve"># Format </w:t>
-      </w:r>
-      <w:proofErr w:type="spellStart"/>
-      <w:r>
-        <w:rPr>
-          <w:rFonts w:ascii="Inconsolata" w:hAnsi="Inconsolata"/>
-          <w:color w:val="76923C" w:themeColor="accent3" w:themeShade="BF"/>
-          <w:sz w:val="18"/>
-          <w:szCs w:val="18"/>
-        </w:rPr>
         <w:t>matrix</w:t>
       </w:r>
       <w:proofErr w:type="spellEnd"/>
@@ -19520,91 +19981,99 @@
           <w:sz w:val="18"/>
           <w:szCs w:val="18"/>
         </w:rPr>
-        <w:t>Fm(</w:t>
-      </w:r>
-      <w:proofErr w:type="gramEnd"/>
+        <w:t>fm</w:t>
+      </w:r>
       <w:r>
         <w:rPr>
           <w:rFonts w:ascii="Inconsolata" w:hAnsi="Inconsolata"/>
           <w:sz w:val="18"/>
           <w:szCs w:val="18"/>
         </w:rPr>
-        <w:t xml:space="preserve">m, </w:t>
-      </w:r>
-      <w:proofErr w:type="spellStart"/>
+        <w:t>(</w:t>
+      </w:r>
+      <w:proofErr w:type="gramEnd"/>
       <w:r>
         <w:rPr>
           <w:rFonts w:ascii="Inconsolata" w:hAnsi="Inconsolata"/>
           <w:sz w:val="18"/>
           <w:szCs w:val="18"/>
         </w:rPr>
-        <w:t>digits</w:t>
-      </w:r>
-      <w:proofErr w:type="spellEnd"/>
+        <w:t xml:space="preserve">m, </w:t>
+      </w:r>
+      <w:proofErr w:type="spellStart"/>
       <w:r>
         <w:rPr>
           <w:rFonts w:ascii="Inconsolata" w:hAnsi="Inconsolata"/>
           <w:sz w:val="18"/>
           <w:szCs w:val="18"/>
         </w:rPr>
-        <w:t xml:space="preserve">=3, </w:t>
-      </w:r>
-      <w:proofErr w:type="spellStart"/>
+        <w:t>digits</w:t>
+      </w:r>
+      <w:proofErr w:type="spellEnd"/>
       <w:r>
         <w:rPr>
           <w:rFonts w:ascii="Inconsolata" w:hAnsi="Inconsolata"/>
           <w:sz w:val="18"/>
           <w:szCs w:val="18"/>
         </w:rPr>
-        <w:t>ldigits</w:t>
-      </w:r>
-      <w:proofErr w:type="spellEnd"/>
+        <w:t xml:space="preserve">=3, </w:t>
+      </w:r>
+      <w:proofErr w:type="spellStart"/>
       <w:r>
         <w:rPr>
           <w:rFonts w:ascii="Inconsolata" w:hAnsi="Inconsolata"/>
           <w:sz w:val="18"/>
           <w:szCs w:val="18"/>
         </w:rPr>
-        <w:t xml:space="preserve">=0, </w:t>
-      </w:r>
-      <w:proofErr w:type="spellStart"/>
-      <w:proofErr w:type="gramStart"/>
+        <w:t>ldigits</w:t>
+      </w:r>
+      <w:proofErr w:type="spellEnd"/>
       <w:r>
         <w:rPr>
           <w:rFonts w:ascii="Inconsolata" w:hAnsi="Inconsolata"/>
           <w:sz w:val="18"/>
           <w:szCs w:val="18"/>
         </w:rPr>
-        <w:t>na.form</w:t>
-      </w:r>
-      <w:proofErr w:type="spellEnd"/>
-      <w:proofErr w:type="gramEnd"/>
+        <w:t xml:space="preserve">=0, </w:t>
+      </w:r>
+      <w:proofErr w:type="spellStart"/>
+      <w:proofErr w:type="gramStart"/>
       <w:r>
         <w:rPr>
           <w:rFonts w:ascii="Inconsolata" w:hAnsi="Inconsolata"/>
           <w:sz w:val="18"/>
           <w:szCs w:val="18"/>
         </w:rPr>
-        <w:t xml:space="preserve"> = ".", </w:t>
-      </w:r>
-      <w:proofErr w:type="spellStart"/>
-      <w:proofErr w:type="gramStart"/>
+        <w:t>na.form</w:t>
+      </w:r>
+      <w:proofErr w:type="spellEnd"/>
+      <w:proofErr w:type="gramEnd"/>
       <w:r>
         <w:rPr>
           <w:rFonts w:ascii="Inconsolata" w:hAnsi="Inconsolata"/>
           <w:sz w:val="18"/>
           <w:szCs w:val="18"/>
         </w:rPr>
-        <w:t>zero.form</w:t>
-      </w:r>
-      <w:proofErr w:type="spellEnd"/>
-      <w:proofErr w:type="gramEnd"/>
+        <w:t xml:space="preserve"> = ".", </w:t>
+      </w:r>
+      <w:proofErr w:type="spellStart"/>
+      <w:proofErr w:type="gramStart"/>
       <w:r>
         <w:rPr>
           <w:rFonts w:ascii="Inconsolata" w:hAnsi="Inconsolata"/>
           <w:sz w:val="18"/>
           <w:szCs w:val="18"/>
         </w:rPr>
+        <w:t>zero.form</w:t>
+      </w:r>
+      <w:proofErr w:type="spellEnd"/>
+      <w:proofErr w:type="gramEnd"/>
+      <w:r>
+        <w:rPr>
+          <w:rFonts w:ascii="Inconsolata" w:hAnsi="Inconsolata"/>
+          <w:sz w:val="18"/>
+          <w:szCs w:val="18"/>
+        </w:rPr>
         <w:t xml:space="preserve"> = "-")</w:t>
       </w:r>
     </w:p>
@@ -19725,9 +20194,11 @@
       <w:r>
         <w:rPr>
           <w:rFonts w:asciiTheme="majorHAnsi" w:hAnsiTheme="majorHAnsi"/>
-          <w:sz w:val="20"/>
-          <w:szCs w:val="20"/>
-        </w:rPr>
+          <w:noProof/>
+          <w:sz w:val="20"/>
+          <w:szCs w:val="20"/>
+        </w:rPr>
+        <w:lastRenderedPageBreak/>
         <w:drawing>
           <wp:inline distT="0" distB="0" distL="0" distR="0" wp14:anchorId="476FB8E6" wp14:editId="7677B182">
             <wp:extent cx="5040233" cy="795251"/>
@@ -19821,7 +20292,6 @@
         <w:rPr>
           <w:lang w:val="en-GB"/>
         </w:rPr>
-        <w:lastRenderedPageBreak/>
         <w:t>data.frames</w:t>
       </w:r>
       <w:bookmarkEnd w:id="12"/>
@@ -19871,25 +20341,7 @@
           <w:sz w:val="20"/>
           <w:szCs w:val="20"/>
         </w:rPr>
-        <w:t xml:space="preserve"> </w:t>
-      </w:r>
-      <w:proofErr w:type="spellStart"/>
-      <w:r>
-        <w:rPr>
-          <w:rFonts w:asciiTheme="majorHAnsi" w:hAnsiTheme="majorHAnsi"/>
-          <w:sz w:val="20"/>
-          <w:szCs w:val="20"/>
-        </w:rPr>
-        <w:t>the</w:t>
-      </w:r>
-      <w:proofErr w:type="spellEnd"/>
-      <w:r>
-        <w:rPr>
-          <w:rFonts w:asciiTheme="majorHAnsi" w:hAnsiTheme="majorHAnsi"/>
-          <w:sz w:val="20"/>
-          <w:szCs w:val="20"/>
-        </w:rPr>
-        <w:t xml:space="preserve"> </w:t>
+        <w:t xml:space="preserve"> the </w:t>
       </w:r>
       <w:proofErr w:type="spellStart"/>
       <w:r>
@@ -21452,6 +21904,7 @@
   <w:style w:type="character" w:default="1" w:styleId="Absatz-Standardschriftart">
     <w:name w:val="Default Paragraph Font"/>
     <w:uiPriority w:val="1"/>
+    <w:semiHidden/>
     <w:unhideWhenUsed/>
   </w:style>
   <w:style w:type="table" w:default="1" w:styleId="NormaleTabelle">
